--- a/Step_Documentation/Step5_FCFS_Baseline_Metrics.docx
+++ b/Step_Documentation/Step5_FCFS_Baseline_Metrics.docx
@@ -22,10 +22,10 @@
       <w:r>
         <w:rPr>
           <w:b/>
-          <w:color w:val="DC2626"/>
+          <w:color w:val="7C3AED"/>
           <w:sz w:val="52"/>
         </w:rPr>
-        <w:t>Baseline 1 — FCFS Metrics &amp; Reproducible Run</w:t>
+        <w:t>Baseline 1 — FCFS: Evaluation Protocol &amp; Results</w:t>
       </w:r>
     </w:p>
     <w:p>
@@ -38,17 +38,31 @@
           <w:color w:val="5B6472"/>
           <w:sz w:val="25"/>
         </w:rPr>
-        <w:t>Steps 1-4 ke simulator ko EK number mein badalna: 'yeh policy kitni achi hai?' — taake Step 7 (DQN) aur Step 9 (MAPPO) isi ke against compare ho sakein.</w:t>
+        <w:t>Steps 1-4 ke simulator ko fair aur dobara banaye ja sakne wale numbers mein badalna — taake DQN (Step 7) aur MAPPO (Step 9) isi tareeqe se compare hon.</w:t>
       </w:r>
     </w:p>
     <w:p/>
+    <w:p>
+      <w:pPr>
+        <w:spacing w:before="120" w:after="200"/>
+        <w:ind w:left="170"/>
+        <w:shd w:val="clear" w:color="auto" w:fill="F2F4F8"/>
+      </w:pPr>
+      <w:r>
+        <w:rPr>
+          <w:i/>
+          <w:sz w:val="21"/>
+        </w:rPr>
+        <w:t xml:space="preserve">UPDATED VERSION (V2, audit fixes, Oct 2026 — commits acdb3d4 aur 83e7f3f). Is document ka pehla version compute_baseline_metrics(), '20 + 10 drain steps' wala throughput, sirf completed tasks wala deadline rate, aur results/step5_fcfs_baseline_seed42.json describe karta tha. Woh sab badal chuka hai; neeche ka code aur numbers CURRENT code aur results/baselines/ se liye gaye hain. Purana result results/legacy/ mein record ke liye rakha hai aur naye numbers se seedha compare NAHI kiya ja sakta.</w:t>
+      </w:r>
+    </w:p>
     <w:p>
       <w:pPr>
         <w:pStyle w:val="Heading1"/>
       </w:pPr>
       <w:r>
         <w:rPr>
-          <w:color w:val="DC2626"/>
+          <w:color w:val="7C3AED"/>
           <w:sz w:val="36"/>
         </w:rPr>
         <w:t>1. Complete Overview — Is Step Mein Kya Bana</w:t>
@@ -60,11 +74,9 @@
       </w:pPr>
       <w:r>
         <w:rPr>
-          <w:b w:val="0"/>
-          <w:i w:val="0"/>
           <w:sz w:val="22"/>
         </w:rPr>
-        <w:t>Steps 1-4 ne poora simulator bana diya: queueing (Step 1), random arrivals (Step 2), Local/Edge/Cloud routing (Step 3), aur deadline tracking (Step 4). Lekin abhi tak koi AISI JAGAH nahi thi jo yeh bata sake ke 'is poore system ka PERFORMANCE kitna acha hai' — ek single, comparable number ki soorat mein.</w:t>
+        <w:t xml:space="preserve">Steps 1-4 ne poora simulator bana diya: queueing (Step 1), random arrivals (Step 2), Local/Edge/Cloud routing (Step 3), aur deadline tracking (Step 4). Step 5 KOI NAYI SCHEDULING LOGIC NAHI hai — simulator pehle se hi 'FCFS' (First-Come-First-Served) hai: har node apni queue arrival order mein chalata hai aur TaskRouter ek fixed rule hai. 'FCFS' naam sirf is existing behaviour ko baseline ke taur par naam deta hai.</w:t>
       </w:r>
     </w:p>
     <w:p>
@@ -73,11 +85,69 @@
       </w:pPr>
       <w:r>
         <w:rPr>
-          <w:b w:val="0"/>
-          <w:i w:val="0"/>
           <w:sz w:val="22"/>
         </w:rPr>
-        <w:t>Zaroori baat samajhna: Step 5 KOI NAYI SCHEDULING LOGIC NAHI hai. Steps 1-4 ka simulator PEHLE SE HI 'FCFS' (First-Come-First-Served) hai — har EdgeNode apni queue ko sirf arrival order mein process karta hai (koi reordering nahi), aur TaskRouter bhi ek fixed rule hai. 'FCFS' naam sirf is EXISTING behaviour ko FORMALLY naam deta hai, taake baad mein jab DQN (Step 7) ya MAPPO (Step 9) is FCFS number ko 'beat' karne ki koshish karein, to unke paas comparison ke liye ek concrete baseline ho.</w:t>
+        <w:t xml:space="preserve">Step 5 ka asal kaam yeh hai ke performance ko aise naapa jaye ke har baad wali policy (DQN, FedAvg-MAPPO, SplitFed-MAPPO) BILKUL ISI tareeqe se naapi jaye. Is ke liye yeh cheezein banayi gayi:</w:t>
+      </w:r>
+    </w:p>
+    <w:p>
+      <w:pPr>
+        <w:pStyle w:val="ListBullet"/>
+        <w:spacing w:after="80"/>
+      </w:pPr>
+      <w:r>
+        <w:rPr>
+          <w:b/>
+        </w:rPr>
+        <w:t xml:space="preserve">Common evaluation protocol</w:t>
+      </w:r>
+      <w:r>
+        <w:t xml:space="preserve"> (env/evaluation.py) — fixed measurement window + drain phase.</w:t>
+      </w:r>
+    </w:p>
+    <w:p>
+      <w:pPr>
+        <w:pStyle w:val="ListBullet"/>
+        <w:spacing w:after="80"/>
+      </w:pPr>
+      <w:r>
+        <w:rPr>
+          <w:b/>
+        </w:rPr>
+        <w:t xml:space="preserve">Metrics</w:t>
+      </w:r>
+      <w:r>
+        <w:t xml:space="preserve"> (env/metrics.py) — latency aur us ke hisse, throughput, 4 deadline categories, Critical ka alag rate, tier/route breakdowns.</w:t>
+      </w:r>
+    </w:p>
+    <w:p>
+      <w:pPr>
+        <w:pStyle w:val="ListBullet"/>
+        <w:spacing w:after="80"/>
+      </w:pPr>
+      <w:r>
+        <w:rPr>
+          <w:b/>
+        </w:rPr>
+        <w:t xml:space="preserve">Run records</w:t>
+      </w:r>
+      <w:r>
+        <w:t xml:space="preserve"> (env/run_records.py) — har run ka alag folder, poore config ka snapshot, git commit aur package versions.</w:t>
+      </w:r>
+    </w:p>
+    <w:p>
+      <w:pPr>
+        <w:pStyle w:val="ListBullet"/>
+        <w:spacing w:after="80"/>
+      </w:pPr>
+      <w:r>
+        <w:rPr>
+          <w:b/>
+        </w:rPr>
+        <w:t xml:space="preserve">Config validation + stress scenarios</w:t>
+      </w:r>
+      <w:r>
+        <w:t xml:space="preserve"> (env/config_validation.py, configs/scenarios/) — ghalat config shuru mein hi pakdi jati hai, aur FCFS ko mushkil halaat mein bhi test kiya jata hai.</w:t>
       </w:r>
     </w:p>
     <w:p>
@@ -86,11 +156,16 @@
       </w:pPr>
       <w:r>
         <w:rPr>
-          <w:b w:val="0"/>
-          <w:i w:val="0"/>
+          <w:b/>
           <w:sz w:val="22"/>
         </w:rPr>
-        <w:t>Is step ne do cheezein banayi: (1) env/metrics.py — ek function jo kisi bhi finished run ko roadmap-approved numbers (throughput, latency, deadline violation rate, per-priority breakdown) mein badal deta hai, aur (2) run_baseline_fcfs.py — ek script jo poora experiment ek fixed seed ke sath chalata hai aur result ko results/ folder mein JSON file ki soorat mein save kar deta hai, taake baad mein exact comparison ho sake.</w:t>
+        <w:t xml:space="preserve">V2 mein kyun badla?</w:t>
+      </w:r>
+      <w:r>
+        <w:rPr>
+          <w:sz w:val="22"/>
+        </w:rPr>
+        <w:t xml:space="preserve"> Purane version mein teen kamzoriyan thin: (1) throughput 20 + 10 'drain' steps par divide hota tha, aur 10 ka number arbitrary tha; (2) deadline rate sirf completed tasks dekhta tha, is liye ek Critical task jo deadline guzarne ke baad bhi adhoora ho, 0% rate ke peeche chhup jata tha; (3) saved result mein yeh record nahi tha ke kis code version se bana.</w:t>
       </w:r>
     </w:p>
     <w:p>
@@ -99,7 +174,7 @@
       </w:pPr>
       <w:r>
         <w:rPr>
-          <w:color w:val="DC2626"/>
+          <w:color w:val="7C3AED"/>
           <w:sz w:val="29"/>
         </w:rPr>
         <w:t>Is Step Ke Files</w:t>
@@ -128,7 +203,7 @@
                 <w:color w:val="FFFFFF"/>
                 <w:sz w:val="20"/>
               </w:rPr>
-              <w:t>File</w:t>
+              <w:t xml:space="preserve">File</w:t>
             </w:r>
           </w:p>
         </w:tc>
@@ -144,7 +219,7 @@
                 <w:color w:val="FFFFFF"/>
                 <w:sz w:val="20"/>
               </w:rPr>
-              <w:t>What it is responsible for</w:t>
+              <w:t xml:space="preserve">What it is responsible for</w:t>
             </w:r>
           </w:p>
         </w:tc>
@@ -161,7 +236,7 @@
                 <w:b/>
                 <w:sz w:val="19"/>
               </w:rPr>
-              <w:t>env/metrics.py</w:t>
+              <w:t xml:space="preserve">env/evaluation.py</w:t>
             </w:r>
           </w:p>
         </w:tc>
@@ -174,7 +249,7 @@
               <w:rPr>
                 <w:sz w:val="20"/>
               </w:rPr>
-              <w:t>compute_baseline_metrics() function — koi bhi finished run leta hai (all_tasks, completed_tasks, n_steps) aur ek dictionary deta hai jisme throughput, avg_latency, deadline_violation_rate, aur per-priority breakdown hota hai.</w:t>
+              <w:t xml:space="preserve">run_fcfs_evaluation(config, seed) — window + drain chala kar report deta hai. summarize_protocol() — har policy ke liye ek jaisi report.</w:t>
             </w:r>
           </w:p>
         </w:tc>
@@ -191,7 +266,7 @@
                 <w:b/>
                 <w:sz w:val="19"/>
               </w:rPr>
-              <w:t>run_baseline_fcfs.py</w:t>
+              <w:t xml:space="preserve">env/metrics.py</w:t>
             </w:r>
           </w:p>
         </w:tc>
@@ -204,7 +279,7 @@
               <w:rPr>
                 <w:sz w:val="20"/>
               </w:rPr>
-              <w:t>run_fcfs_baseline() function + main() — poora simulation chalata hai (20 arrival steps + 10 drain steps), metrics nikalta hai, print karta hai, aur results/step5_fcfs_baseline_seed42.json mein save karta hai.</w:t>
+              <w:t xml:space="preserve">deadline_status(), deadline_summary(), compute_metrics(), task_record() — saari metric definitions ek jagah.</w:t>
             </w:r>
           </w:p>
         </w:tc>
@@ -221,7 +296,7 @@
                 <w:b/>
                 <w:sz w:val="19"/>
               </w:rPr>
-              <w:t>results/step5_fcfs_baseline_seed42.json</w:t>
+              <w:t xml:space="preserve">env/run_records.py</w:t>
             </w:r>
           </w:p>
         </w:tc>
@@ -234,7 +309,7 @@
               <w:rPr>
                 <w:sz w:val="20"/>
               </w:rPr>
-              <w:t>Seed=42 ke actual saved results — baad ke baselines (DQN, MAPPO) isi format mein apne results save karenge, taake fair comparison ho.</w:t>
+              <w:t xml:space="preserve">unique_run_dir() (kabhi overwrite nahi), collect_provenance() (git commit, dirty files, Python/package versions), JSON/CSV writers.</w:t>
             </w:r>
           </w:p>
         </w:tc>
@@ -251,7 +326,7 @@
                 <w:b/>
                 <w:sz w:val="19"/>
               </w:rPr>
-              <w:t>tests/test_step5_fcfs_baseline.py</w:t>
+              <w:t xml:space="preserve">env/config_validation.py</w:t>
             </w:r>
           </w:p>
         </w:tc>
@@ -264,7 +339,127 @@
               <w:rPr>
                 <w:sz w:val="20"/>
               </w:rPr>
-              <w:t>6 tests: hand-calculated scenario ke against metrics verify, missed-deadline detection, still-waiting tasks latency se exclude honi chahiye, aur poori pipeline ki reproducibility.</w:t>
+              <w:t xml:space="preserve">validate_config() — NaN/infinity, ghalat types, unknown/typo keys, purani hata di gayi keys, sab simulation banne se PEHLE reject.</w:t>
+            </w:r>
+          </w:p>
+        </w:tc>
+      </w:tr>
+      <w:tr>
+        <w:tc>
+          <w:tcPr>
+            <w:tcW w:type="dxa" w:w="3118"/>
+          </w:tcPr>
+          <w:p>
+            <w:r>
+              <w:rPr>
+                <w:rFonts w:ascii="Consolas" w:hAnsi="Consolas"/>
+                <w:b/>
+                <w:sz w:val="19"/>
+              </w:rPr>
+              <w:t xml:space="preserve">run_baseline_fcfs.py</w:t>
+            </w:r>
+          </w:p>
+        </w:tc>
+        <w:tc>
+          <w:tcPr>
+            <w:tcW w:type="dxa" w:w="5953"/>
+          </w:tcPr>
+          <w:p>
+            <w:r>
+              <w:rPr>
+                <w:sz w:val="20"/>
+              </w:rPr>
+              <w:t xml:space="preserve">Command-line runner: --seed, --seeds 0-29, --config, --out-dir. Report print karta hai aur run folder save karta hai.</w:t>
+            </w:r>
+          </w:p>
+        </w:tc>
+      </w:tr>
+      <w:tr>
+        <w:tc>
+          <w:tcPr>
+            <w:tcW w:type="dxa" w:w="3118"/>
+          </w:tcPr>
+          <w:p>
+            <w:r>
+              <w:rPr>
+                <w:rFonts w:ascii="Consolas" w:hAnsi="Consolas"/>
+                <w:b/>
+                <w:sz w:val="19"/>
+              </w:rPr>
+              <w:t xml:space="preserve">configs/scenarios/*.yaml</w:t>
+            </w:r>
+          </w:p>
+        </w:tc>
+        <w:tc>
+          <w:tcPr>
+            <w:tcW w:type="dxa" w:w="5953"/>
+          </w:tcPr>
+          <w:p>
+            <w:r>
+              <w:rPr>
+                <w:sz w:val="20"/>
+              </w:rPr>
+              <w:t xml:space="preserve">5 scenarios (overload, department_imbalance, slow_network, overdue_critical, empty_workload) — har ek environment.yaml ko extend karta hai aur sirf wahi badalta hai jo test karna hai.</w:t>
+            </w:r>
+          </w:p>
+        </w:tc>
+      </w:tr>
+      <w:tr>
+        <w:tc>
+          <w:tcPr>
+            <w:tcW w:type="dxa" w:w="3118"/>
+          </w:tcPr>
+          <w:p>
+            <w:r>
+              <w:rPr>
+                <w:rFonts w:ascii="Consolas" w:hAnsi="Consolas"/>
+                <w:b/>
+                <w:sz w:val="19"/>
+              </w:rPr>
+              <w:t xml:space="preserve">results/baselines/</w:t>
+            </w:r>
+          </w:p>
+        </w:tc>
+        <w:tc>
+          <w:tcPr>
+            <w:tcW w:type="dxa" w:w="5953"/>
+          </w:tcPr>
+          <w:p>
+            <w:r>
+              <w:rPr>
+                <w:sz w:val="20"/>
+              </w:rPr>
+              <w:t xml:space="preserve">Commit 83e7f3f (saaf working tree) se bane FCFS results — seed 42, seeds 0-29, aur har scenario ke seeds 0-29.</w:t>
+            </w:r>
+          </w:p>
+        </w:tc>
+      </w:tr>
+      <w:tr>
+        <w:tc>
+          <w:tcPr>
+            <w:tcW w:type="dxa" w:w="3118"/>
+          </w:tcPr>
+          <w:p>
+            <w:r>
+              <w:rPr>
+                <w:rFonts w:ascii="Consolas" w:hAnsi="Consolas"/>
+                <w:b/>
+                <w:sz w:val="19"/>
+              </w:rPr>
+              <w:t xml:space="preserve">tests/test_step5_fcfs_baseline.py, tests/test_v2_metrics_protocol.py, tests/test_v2_validation_scenarios.py</w:t>
+            </w:r>
+          </w:p>
+        </w:tc>
+        <w:tc>
+          <w:tcPr>
+            <w:tcW w:type="dxa" w:w="5953"/>
+          </w:tcPr>
+          <w:p>
+            <w:r>
+              <w:rPr>
+                <w:sz w:val="20"/>
+              </w:rPr>
+              <w:t xml:space="preserve">6 + 9 + 14 tests: hand-calculated metrics, deadline categories, protocol, run records, 30+ ghalat configs, scenarios, seeds 0-29 invariants.</w:t>
             </w:r>
           </w:p>
         </w:tc>
@@ -277,22 +472,427 @@
     </w:p>
     <w:p>
       <w:pPr>
-        <w:spacing w:before="120" w:after="200"/>
-        <w:ind w:left="170"/>
-        <w:shd w:val="clear" w:color="auto" w:fill="F2F4F8"/>
+        <w:pStyle w:val="Heading2"/>
       </w:pPr>
       <w:r>
         <w:rPr>
-          <w:i/>
-          <w:sz w:val="21"/>
+          <w:color w:val="7C3AED"/>
+          <w:sz w:val="29"/>
         </w:rPr>
-        <w:t>Roadmap ka rule: HAR baseline/agent (FCFS, DQN, MAPPO) ko EXACTLY YEHI 4 metrics report karni hain — taake comparison hamesha 'apples to apples' ho, kabhi alag definition se numbers na banein.</w:t>
+        <w:t>Evaluation Protocol (Har Policy Ke Liye Ek Jaisa)</w:t>
       </w:r>
     </w:p>
     <w:p>
+      <w:pPr>
+        <w:pStyle w:val="ListBullet"/>
+        <w:spacing w:after="80"/>
+      </w:pPr>
       <w:r>
-        <w:br w:type="page"/>
+        <w:rPr>
+          <w:b/>
+        </w:rPr>
+        <w:t xml:space="preserve">Measurement window:</w:t>
       </w:r>
+      <w:r>
+        <w:t xml:space="preserve"> steps 0 se n_steps-1 (default 20 steps). Naye tasks SIRF isi window mein aate hain.</w:t>
+      </w:r>
+    </w:p>
+    <w:p>
+      <w:pPr>
+        <w:pStyle w:val="ListBullet"/>
+        <w:spacing w:after="80"/>
+      </w:pPr>
+      <w:r>
+        <w:rPr>
+          <w:b/>
+        </w:rPr>
+        <w:t xml:space="preserve">Throughput (primary):</w:t>
+      </w:r>
+      <w:r>
+        <w:t xml:space="preserve"> window ke andar complete hue tasks / n_steps. Drain mein complete hue tasks is mein shamil NAHI.</w:t>
+      </w:r>
+    </w:p>
+    <w:p>
+      <w:pPr>
+        <w:pStyle w:val="ListBullet"/>
+        <w:spacing w:after="80"/>
+      </w:pPr>
+      <w:r>
+        <w:rPr>
+          <w:b/>
+        </w:rPr>
+        <w:t xml:space="preserve">Drain:</w:t>
+      </w:r>
+      <w:r>
+        <w:t xml:space="preserve"> window ke baad bina naye tasks ke simulation chalta hai — zyada se zyada drain_limit (50) steps, ya sab queues khaali hone tak. Phir bhi adhoora kaam ho to unfinished_after_drain aur run_complete = false report hota hai; kuch chhupaya nahi jata.</w:t>
+      </w:r>
+    </w:p>
+    <w:p>
+      <w:pPr>
+        <w:pStyle w:val="ListBullet"/>
+        <w:spacing w:after="80"/>
+      </w:pPr>
+      <w:r>
+        <w:rPr>
+          <w:b/>
+        </w:rPr>
+        <w:t xml:space="preserve">Observation cutoff:</w:t>
+      </w:r>
+      <w:r>
+        <w:t xml:space="preserve"> har metric 'aakhri chale hue step' par naapa jata hai. Jo task cutoff tak khatam nahi hua, woh unfinished hai.</w:t>
+      </w:r>
+    </w:p>
+    <w:p>
+      <w:pPr>
+        <w:pStyle w:val="ListBullet"/>
+        <w:spacing w:after="80"/>
+      </w:pPr>
+      <w:r>
+        <w:rPr>
+          <w:b/>
+        </w:rPr>
+        <w:t xml:space="preserve">Latency</w:t>
+      </w:r>
+      <w:r>
+        <w:t xml:space="preserve"> = completion_time - arrival_time = transmission_delay + queue_wait + execution_span (Step 3 dekhein).</w:t>
+      </w:r>
+    </w:p>
+    <w:p>
+      <w:pPr>
+        <w:pStyle w:val="Heading2"/>
+      </w:pPr>
+      <w:r>
+        <w:rPr>
+          <w:color w:val="7C3AED"/>
+          <w:sz w:val="29"/>
+        </w:rPr>
+        <w:t>Deadline Ke 4 Categories</w:t>
+      </w:r>
+    </w:p>
+    <w:tbl>
+      <w:tblPr>
+        <w:tblStyle w:val="TableGrid"/>
+        <w:tblW w:type="auto" w:w="0"/>
+        <w:tblLook w:firstColumn="1" w:firstRow="1" w:lastColumn="0" w:lastRow="0" w:noHBand="0" w:noVBand="1" w:val="04A0"/>
+      </w:tblPr>
+      <w:tblGrid>
+        <w:gridCol w:w="2300"/>
+        <w:gridCol w:w="4371"/>
+        <w:gridCol w:w="2400"/>
+      </w:tblGrid>
+      <w:tr>
+        <w:tc>
+          <w:tcPr>
+            <w:tcW w:type="dxa" w:w="2300"/>
+            <w:shd w:val="clear" w:color="auto" w:fill="334155"/>
+          </w:tcPr>
+          <w:p>
+            <w:r>
+              <w:rPr>
+                <w:b/>
+                <w:color w:val="FFFFFF"/>
+                <w:sz w:val="19"/>
+              </w:rPr>
+              <w:t xml:space="preserve">Category</w:t>
+            </w:r>
+          </w:p>
+        </w:tc>
+        <w:tc>
+          <w:tcPr>
+            <w:tcW w:type="dxa" w:w="4371"/>
+            <w:shd w:val="clear" w:color="auto" w:fill="334155"/>
+          </w:tcPr>
+          <w:p>
+            <w:r>
+              <w:rPr>
+                <w:b/>
+                <w:color w:val="FFFFFF"/>
+                <w:sz w:val="19"/>
+              </w:rPr>
+              <w:t xml:space="preserve">Shart (cutoff par)</w:t>
+            </w:r>
+          </w:p>
+        </w:tc>
+        <w:tc>
+          <w:tcPr>
+            <w:tcW w:type="dxa" w:w="2400"/>
+            <w:shd w:val="clear" w:color="auto" w:fill="334155"/>
+          </w:tcPr>
+          <w:p>
+            <w:r>
+              <w:rPr>
+                <w:b/>
+                <w:color w:val="FFFFFF"/>
+                <w:sz w:val="19"/>
+              </w:rPr>
+              <w:t xml:space="preserve">Miss gina jata hai?</w:t>
+            </w:r>
+          </w:p>
+        </w:tc>
+      </w:tr>
+      <w:tr>
+        <w:tc>
+          <w:tcPr>
+            <w:tcW w:type="dxa" w:w="2300"/>
+          </w:tcPr>
+          <w:p>
+            <w:r>
+              <w:rPr>
+                <w:rFonts w:ascii="Consolas" w:hAnsi="Consolas"/>
+                <w:sz w:val="19"/>
+              </w:rPr>
+              <w:t xml:space="preserve">on_time</w:t>
+            </w:r>
+          </w:p>
+        </w:tc>
+        <w:tc>
+          <w:tcPr>
+            <w:tcW w:type="dxa" w:w="4371"/>
+          </w:tcPr>
+          <w:p>
+            <w:r>
+              <w:rPr>
+                <w:sz w:val="19"/>
+              </w:rPr>
+              <w:t xml:space="preserve">complete, aur completion_time &lt;= deadline</w:t>
+            </w:r>
+          </w:p>
+        </w:tc>
+        <w:tc>
+          <w:tcPr>
+            <w:tcW w:type="dxa" w:w="2400"/>
+          </w:tcPr>
+          <w:p>
+            <w:r>
+              <w:rPr>
+                <w:sz w:val="19"/>
+              </w:rPr>
+              <w:t xml:space="preserve">Nahi</w:t>
+            </w:r>
+          </w:p>
+        </w:tc>
+      </w:tr>
+      <w:tr>
+        <w:tc>
+          <w:tcPr>
+            <w:tcW w:type="dxa" w:w="2300"/>
+          </w:tcPr>
+          <w:p>
+            <w:r>
+              <w:rPr>
+                <w:rFonts w:ascii="Consolas" w:hAnsi="Consolas"/>
+                <w:sz w:val="19"/>
+              </w:rPr>
+              <w:t xml:space="preserve">completed_late</w:t>
+            </w:r>
+          </w:p>
+        </w:tc>
+        <w:tc>
+          <w:tcPr>
+            <w:tcW w:type="dxa" w:w="4371"/>
+          </w:tcPr>
+          <w:p>
+            <w:r>
+              <w:rPr>
+                <w:sz w:val="19"/>
+              </w:rPr>
+              <w:t xml:space="preserve">complete, lekin completion_time &gt; deadline</w:t>
+            </w:r>
+          </w:p>
+        </w:tc>
+        <w:tc>
+          <w:tcPr>
+            <w:tcW w:type="dxa" w:w="2400"/>
+          </w:tcPr>
+          <w:p>
+            <w:r>
+              <w:rPr>
+                <w:sz w:val="19"/>
+              </w:rPr>
+              <w:t xml:space="preserve">Haan</w:t>
+            </w:r>
+          </w:p>
+        </w:tc>
+      </w:tr>
+      <w:tr>
+        <w:tc>
+          <w:tcPr>
+            <w:tcW w:type="dxa" w:w="2300"/>
+          </w:tcPr>
+          <w:p>
+            <w:r>
+              <w:rPr>
+                <w:rFonts w:ascii="Consolas" w:hAnsi="Consolas"/>
+                <w:sz w:val="19"/>
+              </w:rPr>
+              <w:t xml:space="preserve">overdue_unfinished</w:t>
+            </w:r>
+          </w:p>
+        </w:tc>
+        <w:tc>
+          <w:tcPr>
+            <w:tcW w:type="dxa" w:w="4371"/>
+          </w:tcPr>
+          <w:p>
+            <w:r>
+              <w:rPr>
+                <w:sz w:val="19"/>
+              </w:rPr>
+              <w:t xml:space="preserve">complete nahi, aur deadline &lt;= cutoff (waqt guzar chuka)</w:t>
+            </w:r>
+          </w:p>
+        </w:tc>
+        <w:tc>
+          <w:tcPr>
+            <w:tcW w:type="dxa" w:w="2400"/>
+          </w:tcPr>
+          <w:p>
+            <w:r>
+              <w:rPr>
+                <w:sz w:val="19"/>
+              </w:rPr>
+              <w:t xml:space="preserve">Haan</w:t>
+            </w:r>
+          </w:p>
+        </w:tc>
+      </w:tr>
+      <w:tr>
+        <w:tc>
+          <w:tcPr>
+            <w:tcW w:type="dxa" w:w="2300"/>
+          </w:tcPr>
+          <w:p>
+            <w:r>
+              <w:rPr>
+                <w:rFonts w:ascii="Consolas" w:hAnsi="Consolas"/>
+                <w:sz w:val="19"/>
+              </w:rPr>
+              <w:t xml:space="preserve">not_yet_due</w:t>
+            </w:r>
+          </w:p>
+        </w:tc>
+        <w:tc>
+          <w:tcPr>
+            <w:tcW w:type="dxa" w:w="4371"/>
+          </w:tcPr>
+          <w:p>
+            <w:r>
+              <w:rPr>
+                <w:sz w:val="19"/>
+              </w:rPr>
+              <w:t xml:space="preserve">complete nahi, aur deadline &gt; cutoff (abhi waqt baqi)</w:t>
+            </w:r>
+          </w:p>
+        </w:tc>
+        <w:tc>
+          <w:tcPr>
+            <w:tcW w:type="dxa" w:w="2400"/>
+          </w:tcPr>
+          <w:p>
+            <w:r>
+              <w:rPr>
+                <w:sz w:val="19"/>
+              </w:rPr>
+              <w:t xml:space="preserve">Nahi — faisla abhi nahi hua, rate mein shamil nahi</w:t>
+            </w:r>
+          </w:p>
+        </w:tc>
+      </w:tr>
+    </w:tbl>
+    <w:p>
+      <w:pPr>
+        <w:spacing w:after="80"/>
+      </w:pPr>
+    </w:p>
+    <w:p>
+      <w:pPr>
+        <w:spacing w:before="200" w:after="0"/>
+        <w:shd w:val="clear" w:color="auto" w:fill="151a24"/>
+      </w:pPr>
+      <w:r>
+        <w:rPr>
+          <w:rFonts w:ascii="Consolas" w:hAnsi="Consolas"/>
+          <w:b/>
+          <w:color w:val="8AB4FF"/>
+          <w:sz w:val="19"/>
+        </w:rPr>
+        <w:t xml:space="preserve">  Headline formula</w:t>
+      </w:r>
+    </w:p>
+    <w:p>
+      <w:pPr>
+        <w:spacing w:before="0" w:after="0" w:line="240" w:lineRule="auto"/>
+        <w:shd w:val="clear" w:color="auto" w:fill="1e2430"/>
+      </w:pPr>
+      <w:r>
+        <w:rPr>
+          <w:rFonts w:ascii="Consolas" w:hAnsi="Consolas"/>
+          <w:color w:val="E8ECF3"/>
+          <w:sz w:val="19"/>
+        </w:rPr>
+        <w:t xml:space="preserve">deadline_violation_rate = (completed_late + overdue_unfinished)</w:t>
+      </w:r>
+    </w:p>
+    <w:p>
+      <w:pPr>
+        <w:spacing w:before="0" w:after="0" w:line="240" w:lineRule="auto"/>
+        <w:shd w:val="clear" w:color="auto" w:fill="1e2430"/>
+      </w:pPr>
+      <w:r>
+        <w:rPr>
+          <w:rFonts w:ascii="Consolas" w:hAnsi="Consolas"/>
+          <w:color w:val="E8ECF3"/>
+          <w:sz w:val="19"/>
+        </w:rPr>
+        <w:t xml:space="preserve">                          / (on_time + completed_late + overdue_unfinished)</w:t>
+      </w:r>
+    </w:p>
+    <w:p>
+      <w:pPr>
+        <w:spacing w:before="0" w:after="0" w:line="240" w:lineRule="auto"/>
+        <w:shd w:val="clear" w:color="auto" w:fill="1e2430"/>
+      </w:pPr>
+      <w:r>
+        <w:rPr>
+          <w:rFonts w:ascii="Consolas" w:hAnsi="Consolas"/>
+          <w:color w:val="E8ECF3"/>
+          <w:sz w:val="19"/>
+        </w:rPr>
+        <w:t xml:space="preserve"/>
+      </w:r>
+    </w:p>
+    <w:p>
+      <w:pPr>
+        <w:spacing w:before="0" w:after="0" w:line="240" w:lineRule="auto"/>
+        <w:shd w:val="clear" w:color="auto" w:fill="1e2430"/>
+      </w:pPr>
+      <w:r>
+        <w:rPr>
+          <w:rFonts w:ascii="Consolas" w:hAnsi="Consolas"/>
+          <w:color w:val="E8ECF3"/>
+          <w:sz w:val="19"/>
+        </w:rPr>
+        <w:t xml:space="preserve">critical_deadline_violation_rate = yahi formula, sirf Critical tasks par</w:t>
+      </w:r>
+    </w:p>
+    <w:p>
+      <w:pPr>
+        <w:spacing w:before="0" w:after="0" w:line="240" w:lineRule="auto"/>
+        <w:shd w:val="clear" w:color="auto" w:fill="1e2430"/>
+      </w:pPr>
+      <w:r>
+        <w:rPr>
+          <w:rFonts w:ascii="Consolas" w:hAnsi="Consolas"/>
+          <w:color w:val="E8ECF3"/>
+          <w:sz w:val="19"/>
+        </w:rPr>
+        <w:t xml:space="preserve">Khaali group (koi task hi nahi)  -&gt; None, 0 NAHI</w:t>
+      </w:r>
+    </w:p>
+    <w:p>
+      <w:pPr>
+        <w:spacing w:after="200"/>
+      </w:pPr>
     </w:p>
     <w:p>
       <w:pPr>
@@ -300,7 +900,7 @@
       </w:pPr>
       <w:r>
         <w:rPr>
-          <w:color w:val="DC2626"/>
+          <w:color w:val="7C3AED"/>
           <w:sz w:val="36"/>
         </w:rPr>
         <w:t>2. File-by-File — Complete Code, Line by Line</w:t>
@@ -312,10 +912,10 @@
       </w:pPr>
       <w:r>
         <w:rPr>
-          <w:color w:val="DC2626"/>
+          <w:color w:val="7C3AED"/>
           <w:sz w:val="29"/>
         </w:rPr>
-        <w:t>2.1  env/metrics.py — compute_baseline_metrics()</w:t>
+        <w:t>2.1  env/metrics.py — deadline_status() aur deadline_summary()</w:t>
       </w:r>
     </w:p>
     <w:p>
@@ -330,7 +930,7 @@
           <w:color w:val="8AB4FF"/>
           <w:sz w:val="19"/>
         </w:rPr>
-        <w:t xml:space="preserve">  env/metrics.py — compute_baseline_metrics() (poora function)</w:t>
+        <w:t xml:space="preserve">  env/metrics.py</w:t>
       </w:r>
     </w:p>
     <w:p>
@@ -344,7 +944,7 @@
           <w:color w:val="E8ECF3"/>
           <w:sz w:val="19"/>
         </w:rPr>
-        <w:t>def compute_baseline_metrics(all_tasks, completed_tasks, n_steps) -&gt; Dict:</w:t>
+        <w:t xml:space="preserve">def deadline_status(task: Task, cutoff_time: int) -&gt; Optional[str]:</w:t>
       </w:r>
     </w:p>
     <w:p>
@@ -358,7 +958,7 @@
           <w:color w:val="E8ECF3"/>
           <w:sz w:val="19"/>
         </w:rPr>
-        <w:t xml:space="preserve">    if n_steps &lt;= 0:</w:t>
+        <w:t xml:space="preserve">    if task.deadline is None:</w:t>
       </w:r>
     </w:p>
     <w:p>
@@ -372,7 +972,7 @@
           <w:color w:val="E8ECF3"/>
           <w:sz w:val="19"/>
         </w:rPr>
-        <w:t xml:space="preserve">        raise ValueError(f"compute_baseline_metrics: n_steps must be &gt; 0, got {n_steps}")</w:t>
+        <w:t xml:space="preserve">        return None</w:t>
       </w:r>
     </w:p>
     <w:p>
@@ -386,7 +986,7 @@
           <w:color w:val="E8ECF3"/>
           <w:sz w:val="19"/>
         </w:rPr>
-        <w:t xml:space="preserve"> </w:t>
+        <w:t xml:space="preserve">    if is_done_by(task, cutoff_time):</w:t>
       </w:r>
     </w:p>
     <w:p>
@@ -400,7 +1000,7 @@
           <w:color w:val="E8ECF3"/>
           <w:sz w:val="19"/>
         </w:rPr>
-        <w:t xml:space="preserve">    total = len(all_tasks)</w:t>
+        <w:t xml:space="preserve">        return "on_time" if task.completion_time &lt;= task.deadline else "completed_late"</w:t>
       </w:r>
     </w:p>
     <w:p>
@@ -414,7 +1014,7 @@
           <w:color w:val="E8ECF3"/>
           <w:sz w:val="19"/>
         </w:rPr>
-        <w:t xml:space="preserve">    completed_n = len(completed_tasks)</w:t>
+        <w:t xml:space="preserve">    return "overdue_unfinished" if task.deadline &lt;= cutoff_time else "not_yet_due"</w:t>
       </w:r>
     </w:p>
     <w:p>
@@ -428,7 +1028,7 @@
           <w:color w:val="E8ECF3"/>
           <w:sz w:val="19"/>
         </w:rPr>
-        <w:t xml:space="preserve">    metrics = {</w:t>
+        <w:t xml:space="preserve">def deadline_summary(tasks: Iterable[Task], cutoff_time: int) -&gt; Dict:</w:t>
       </w:r>
     </w:p>
     <w:p>
@@ -442,7 +1042,7 @@
           <w:color w:val="E8ECF3"/>
           <w:sz w:val="19"/>
         </w:rPr>
-        <w:t xml:space="preserve">        "total_tasks": total,</w:t>
+        <w:t xml:space="preserve">    counts = {c: 0 for c in DEADLINE_CATEGORIES}</w:t>
       </w:r>
     </w:p>
     <w:p>
@@ -456,7 +1056,7 @@
           <w:color w:val="E8ECF3"/>
           <w:sz w:val="19"/>
         </w:rPr>
-        <w:t xml:space="preserve">        "completed_tasks": completed_n,</w:t>
+        <w:t xml:space="preserve">    for task in tasks:</w:t>
       </w:r>
     </w:p>
     <w:p>
@@ -470,7 +1070,7 @@
           <w:color w:val="E8ECF3"/>
           <w:sz w:val="19"/>
         </w:rPr>
-        <w:t xml:space="preserve">        "still_waiting": total - completed_n,</w:t>
+        <w:t xml:space="preserve">        status = deadline_status(task, cutoff_time)</w:t>
       </w:r>
     </w:p>
     <w:p>
@@ -484,7 +1084,119 @@
           <w:color w:val="E8ECF3"/>
           <w:sz w:val="19"/>
         </w:rPr>
-        <w:t xml:space="preserve">        "throughput": completed_n / n_steps,</w:t>
+        <w:t xml:space="preserve">        if status is not None:</w:t>
+      </w:r>
+    </w:p>
+    <w:p>
+      <w:pPr>
+        <w:spacing w:before="0" w:after="0" w:line="240" w:lineRule="auto"/>
+        <w:shd w:val="clear" w:color="auto" w:fill="1e2430"/>
+      </w:pPr>
+      <w:r>
+        <w:rPr>
+          <w:rFonts w:ascii="Consolas" w:hAnsi="Consolas"/>
+          <w:color w:val="E8ECF3"/>
+          <w:sz w:val="19"/>
+        </w:rPr>
+        <w:t xml:space="preserve">            counts[status] += 1</w:t>
+      </w:r>
+    </w:p>
+    <w:p>
+      <w:pPr>
+        <w:spacing w:before="0" w:after="0" w:line="240" w:lineRule="auto"/>
+        <w:shd w:val="clear" w:color="auto" w:fill="1e2430"/>
+      </w:pPr>
+      <w:r>
+        <w:rPr>
+          <w:rFonts w:ascii="Consolas" w:hAnsi="Consolas"/>
+          <w:color w:val="E8ECF3"/>
+          <w:sz w:val="19"/>
+        </w:rPr>
+        <w:t xml:space="preserve">    decided = counts["on_time"] + counts["completed_late"] + counts["overdue_unfinished"]</w:t>
+      </w:r>
+    </w:p>
+    <w:p>
+      <w:pPr>
+        <w:spacing w:before="0" w:after="0" w:line="240" w:lineRule="auto"/>
+        <w:shd w:val="clear" w:color="auto" w:fill="1e2430"/>
+      </w:pPr>
+      <w:r>
+        <w:rPr>
+          <w:rFonts w:ascii="Consolas" w:hAnsi="Consolas"/>
+          <w:color w:val="E8ECF3"/>
+          <w:sz w:val="19"/>
+        </w:rPr>
+        <w:t xml:space="preserve">    return {</w:t>
+      </w:r>
+    </w:p>
+    <w:p>
+      <w:pPr>
+        <w:spacing w:before="0" w:after="0" w:line="240" w:lineRule="auto"/>
+        <w:shd w:val="clear" w:color="auto" w:fill="1e2430"/>
+      </w:pPr>
+      <w:r>
+        <w:rPr>
+          <w:rFonts w:ascii="Consolas" w:hAnsi="Consolas"/>
+          <w:color w:val="E8ECF3"/>
+          <w:sz w:val="19"/>
+        </w:rPr>
+        <w:t xml:space="preserve">        **counts,</w:t>
+      </w:r>
+    </w:p>
+    <w:p>
+      <w:pPr>
+        <w:spacing w:before="0" w:after="0" w:line="240" w:lineRule="auto"/>
+        <w:shd w:val="clear" w:color="auto" w:fill="1e2430"/>
+      </w:pPr>
+      <w:r>
+        <w:rPr>
+          <w:rFonts w:ascii="Consolas" w:hAnsi="Consolas"/>
+          <w:color w:val="E8ECF3"/>
+          <w:sz w:val="19"/>
+        </w:rPr>
+        <w:t xml:space="preserve">        "with_deadline": decided + counts["not_yet_due"],</w:t>
+      </w:r>
+    </w:p>
+    <w:p>
+      <w:pPr>
+        <w:spacing w:before="0" w:after="0" w:line="240" w:lineRule="auto"/>
+        <w:shd w:val="clear" w:color="auto" w:fill="1e2430"/>
+      </w:pPr>
+      <w:r>
+        <w:rPr>
+          <w:rFonts w:ascii="Consolas" w:hAnsi="Consolas"/>
+          <w:color w:val="E8ECF3"/>
+          <w:sz w:val="19"/>
+        </w:rPr>
+        <w:t xml:space="preserve">        "decided": decided,</w:t>
+      </w:r>
+    </w:p>
+    <w:p>
+      <w:pPr>
+        <w:spacing w:before="0" w:after="0" w:line="240" w:lineRule="auto"/>
+        <w:shd w:val="clear" w:color="auto" w:fill="1e2430"/>
+      </w:pPr>
+      <w:r>
+        <w:rPr>
+          <w:rFonts w:ascii="Consolas" w:hAnsi="Consolas"/>
+          <w:color w:val="E8ECF3"/>
+          <w:sz w:val="19"/>
+        </w:rPr>
+        <w:t xml:space="preserve">        "deadline_violation_rate": _rate(counts["completed_late"] + counts["overdue_unfinished"], decided),</w:t>
+      </w:r>
+    </w:p>
+    <w:p>
+      <w:pPr>
+        <w:spacing w:before="0" w:after="0" w:line="240" w:lineRule="auto"/>
+        <w:shd w:val="clear" w:color="auto" w:fill="1e2430"/>
+      </w:pPr>
+      <w:r>
+        <w:rPr>
+          <w:rFonts w:ascii="Consolas" w:hAnsi="Consolas"/>
+          <w:color w:val="E8ECF3"/>
+          <w:sz w:val="19"/>
+        </w:rPr>
+        <w:t xml:space="preserve">        "completed_only_late_rate": _rate(counts["completed_late"], counts["on_time"] + counts["completed_late"]),</w:t>
       </w:r>
     </w:p>
     <w:p>
@@ -499,440 +1211,6 @@
           <w:sz w:val="19"/>
         </w:rPr>
         <w:t xml:space="preserve">    }</w:t>
-      </w:r>
-    </w:p>
-    <w:p>
-      <w:pPr>
-        <w:spacing w:before="0" w:after="0" w:line="240" w:lineRule="auto"/>
-        <w:shd w:val="clear" w:color="auto" w:fill="1e2430"/>
-      </w:pPr>
-      <w:r>
-        <w:rPr>
-          <w:rFonts w:ascii="Consolas" w:hAnsi="Consolas"/>
-          <w:color w:val="E8ECF3"/>
-          <w:sz w:val="19"/>
-        </w:rPr>
-        <w:t xml:space="preserve"> </w:t>
-      </w:r>
-    </w:p>
-    <w:p>
-      <w:pPr>
-        <w:spacing w:before="0" w:after="0" w:line="240" w:lineRule="auto"/>
-        <w:shd w:val="clear" w:color="auto" w:fill="1e2430"/>
-      </w:pPr>
-      <w:r>
-        <w:rPr>
-          <w:rFonts w:ascii="Consolas" w:hAnsi="Consolas"/>
-          <w:color w:val="E8ECF3"/>
-          <w:sz w:val="19"/>
-        </w:rPr>
-        <w:t xml:space="preserve">    if completed_tasks:</w:t>
-      </w:r>
-    </w:p>
-    <w:p>
-      <w:pPr>
-        <w:spacing w:before="0" w:after="0" w:line="240" w:lineRule="auto"/>
-        <w:shd w:val="clear" w:color="auto" w:fill="1e2430"/>
-      </w:pPr>
-      <w:r>
-        <w:rPr>
-          <w:rFonts w:ascii="Consolas" w:hAnsi="Consolas"/>
-          <w:color w:val="E8ECF3"/>
-          <w:sz w:val="19"/>
-        </w:rPr>
-        <w:t xml:space="preserve">        metrics["avg_latency"] = statistics.mean(</w:t>
-      </w:r>
-    </w:p>
-    <w:p>
-      <w:pPr>
-        <w:spacing w:before="0" w:after="0" w:line="240" w:lineRule="auto"/>
-        <w:shd w:val="clear" w:color="auto" w:fill="1e2430"/>
-      </w:pPr>
-      <w:r>
-        <w:rPr>
-          <w:rFonts w:ascii="Consolas" w:hAnsi="Consolas"/>
-          <w:color w:val="E8ECF3"/>
-          <w:sz w:val="19"/>
-        </w:rPr>
-        <w:t xml:space="preserve">            t.completion_time - t.arrival_time for t in completed_tasks</w:t>
-      </w:r>
-    </w:p>
-    <w:p>
-      <w:pPr>
-        <w:spacing w:before="0" w:after="0" w:line="240" w:lineRule="auto"/>
-        <w:shd w:val="clear" w:color="auto" w:fill="1e2430"/>
-      </w:pPr>
-      <w:r>
-        <w:rPr>
-          <w:rFonts w:ascii="Consolas" w:hAnsi="Consolas"/>
-          <w:color w:val="E8ECF3"/>
-          <w:sz w:val="19"/>
-        </w:rPr>
-        <w:t xml:space="preserve">        )</w:t>
-      </w:r>
-    </w:p>
-    <w:p>
-      <w:pPr>
-        <w:spacing w:before="0" w:after="0" w:line="240" w:lineRule="auto"/>
-        <w:shd w:val="clear" w:color="auto" w:fill="1e2430"/>
-      </w:pPr>
-      <w:r>
-        <w:rPr>
-          <w:rFonts w:ascii="Consolas" w:hAnsi="Consolas"/>
-          <w:color w:val="E8ECF3"/>
-          <w:sz w:val="19"/>
-        </w:rPr>
-        <w:t xml:space="preserve">    else:</w:t>
-      </w:r>
-    </w:p>
-    <w:p>
-      <w:pPr>
-        <w:spacing w:before="0" w:after="0" w:line="240" w:lineRule="auto"/>
-        <w:shd w:val="clear" w:color="auto" w:fill="1e2430"/>
-      </w:pPr>
-      <w:r>
-        <w:rPr>
-          <w:rFonts w:ascii="Consolas" w:hAnsi="Consolas"/>
-          <w:color w:val="E8ECF3"/>
-          <w:sz w:val="19"/>
-        </w:rPr>
-        <w:t xml:space="preserve">        metrics["avg_latency"] = None</w:t>
-      </w:r>
-    </w:p>
-    <w:p>
-      <w:pPr>
-        <w:spacing w:before="0" w:after="0" w:line="240" w:lineRule="auto"/>
-        <w:shd w:val="clear" w:color="auto" w:fill="1e2430"/>
-      </w:pPr>
-      <w:r>
-        <w:rPr>
-          <w:rFonts w:ascii="Consolas" w:hAnsi="Consolas"/>
-          <w:color w:val="E8ECF3"/>
-          <w:sz w:val="19"/>
-        </w:rPr>
-        <w:t xml:space="preserve"> </w:t>
-      </w:r>
-    </w:p>
-    <w:p>
-      <w:pPr>
-        <w:spacing w:before="0" w:after="0" w:line="240" w:lineRule="auto"/>
-        <w:shd w:val="clear" w:color="auto" w:fill="1e2430"/>
-      </w:pPr>
-      <w:r>
-        <w:rPr>
-          <w:rFonts w:ascii="Consolas" w:hAnsi="Consolas"/>
-          <w:color w:val="E8ECF3"/>
-          <w:sz w:val="19"/>
-        </w:rPr>
-        <w:t xml:space="preserve">    with_deadline = [t for t in completed_tasks if t.deadline is not None]</w:t>
-      </w:r>
-    </w:p>
-    <w:p>
-      <w:pPr>
-        <w:spacing w:before="0" w:after="0" w:line="240" w:lineRule="auto"/>
-        <w:shd w:val="clear" w:color="auto" w:fill="1e2430"/>
-      </w:pPr>
-      <w:r>
-        <w:rPr>
-          <w:rFonts w:ascii="Consolas" w:hAnsi="Consolas"/>
-          <w:color w:val="E8ECF3"/>
-          <w:sz w:val="19"/>
-        </w:rPr>
-        <w:t xml:space="preserve">    if with_deadline:</w:t>
-      </w:r>
-    </w:p>
-    <w:p>
-      <w:pPr>
-        <w:spacing w:before="0" w:after="0" w:line="240" w:lineRule="auto"/>
-        <w:shd w:val="clear" w:color="auto" w:fill="1e2430"/>
-      </w:pPr>
-      <w:r>
-        <w:rPr>
-          <w:rFonts w:ascii="Consolas" w:hAnsi="Consolas"/>
-          <w:color w:val="E8ECF3"/>
-          <w:sz w:val="19"/>
-        </w:rPr>
-        <w:t xml:space="preserve">        met_n = sum(1 for t in with_deadline if t.met_deadline)</w:t>
-      </w:r>
-    </w:p>
-    <w:p>
-      <w:pPr>
-        <w:spacing w:before="0" w:after="0" w:line="240" w:lineRule="auto"/>
-        <w:shd w:val="clear" w:color="auto" w:fill="1e2430"/>
-      </w:pPr>
-      <w:r>
-        <w:rPr>
-          <w:rFonts w:ascii="Consolas" w:hAnsi="Consolas"/>
-          <w:color w:val="E8ECF3"/>
-          <w:sz w:val="19"/>
-        </w:rPr>
-        <w:t xml:space="preserve">        metrics["deadline_violation_rate"] = 1 - (met_n / len(with_deadline))</w:t>
-      </w:r>
-    </w:p>
-    <w:p>
-      <w:pPr>
-        <w:spacing w:before="0" w:after="0" w:line="240" w:lineRule="auto"/>
-        <w:shd w:val="clear" w:color="auto" w:fill="1e2430"/>
-      </w:pPr>
-      <w:r>
-        <w:rPr>
-          <w:rFonts w:ascii="Consolas" w:hAnsi="Consolas"/>
-          <w:color w:val="E8ECF3"/>
-          <w:sz w:val="19"/>
-        </w:rPr>
-        <w:t xml:space="preserve">    else:</w:t>
-      </w:r>
-    </w:p>
-    <w:p>
-      <w:pPr>
-        <w:spacing w:before="0" w:after="0" w:line="240" w:lineRule="auto"/>
-        <w:shd w:val="clear" w:color="auto" w:fill="1e2430"/>
-      </w:pPr>
-      <w:r>
-        <w:rPr>
-          <w:rFonts w:ascii="Consolas" w:hAnsi="Consolas"/>
-          <w:color w:val="E8ECF3"/>
-          <w:sz w:val="19"/>
-        </w:rPr>
-        <w:t xml:space="preserve">        metrics["deadline_violation_rate"] = None</w:t>
-      </w:r>
-    </w:p>
-    <w:p>
-      <w:pPr>
-        <w:spacing w:before="0" w:after="0" w:line="240" w:lineRule="auto"/>
-        <w:shd w:val="clear" w:color="auto" w:fill="1e2430"/>
-      </w:pPr>
-      <w:r>
-        <w:rPr>
-          <w:rFonts w:ascii="Consolas" w:hAnsi="Consolas"/>
-          <w:color w:val="E8ECF3"/>
-          <w:sz w:val="19"/>
-        </w:rPr>
-        <w:t xml:space="preserve"> </w:t>
-      </w:r>
-    </w:p>
-    <w:p>
-      <w:pPr>
-        <w:spacing w:before="0" w:after="0" w:line="240" w:lineRule="auto"/>
-        <w:shd w:val="clear" w:color="auto" w:fill="1e2430"/>
-      </w:pPr>
-      <w:r>
-        <w:rPr>
-          <w:rFonts w:ascii="Consolas" w:hAnsi="Consolas"/>
-          <w:color w:val="E8ECF3"/>
-          <w:sz w:val="19"/>
-        </w:rPr>
-        <w:t xml:space="preserve">    per_priority = {}</w:t>
-      </w:r>
-    </w:p>
-    <w:p>
-      <w:pPr>
-        <w:spacing w:before="0" w:after="0" w:line="240" w:lineRule="auto"/>
-        <w:shd w:val="clear" w:color="auto" w:fill="1e2430"/>
-      </w:pPr>
-      <w:r>
-        <w:rPr>
-          <w:rFonts w:ascii="Consolas" w:hAnsi="Consolas"/>
-          <w:color w:val="E8ECF3"/>
-          <w:sz w:val="19"/>
-        </w:rPr>
-        <w:t xml:space="preserve">    for priority in PRIORITY_CLASSES:</w:t>
-      </w:r>
-    </w:p>
-    <w:p>
-      <w:pPr>
-        <w:spacing w:before="0" w:after="0" w:line="240" w:lineRule="auto"/>
-        <w:shd w:val="clear" w:color="auto" w:fill="1e2430"/>
-      </w:pPr>
-      <w:r>
-        <w:rPr>
-          <w:rFonts w:ascii="Consolas" w:hAnsi="Consolas"/>
-          <w:color w:val="E8ECF3"/>
-          <w:sz w:val="19"/>
-        </w:rPr>
-        <w:t xml:space="preserve">        subset = [t for t in with_deadline if t.priority == priority]</w:t>
-      </w:r>
-    </w:p>
-    <w:p>
-      <w:pPr>
-        <w:spacing w:before="0" w:after="0" w:line="240" w:lineRule="auto"/>
-        <w:shd w:val="clear" w:color="auto" w:fill="1e2430"/>
-      </w:pPr>
-      <w:r>
-        <w:rPr>
-          <w:rFonts w:ascii="Consolas" w:hAnsi="Consolas"/>
-          <w:color w:val="E8ECF3"/>
-          <w:sz w:val="19"/>
-        </w:rPr>
-        <w:t xml:space="preserve">        if subset:</w:t>
-      </w:r>
-    </w:p>
-    <w:p>
-      <w:pPr>
-        <w:spacing w:before="0" w:after="0" w:line="240" w:lineRule="auto"/>
-        <w:shd w:val="clear" w:color="auto" w:fill="1e2430"/>
-      </w:pPr>
-      <w:r>
-        <w:rPr>
-          <w:rFonts w:ascii="Consolas" w:hAnsi="Consolas"/>
-          <w:color w:val="E8ECF3"/>
-          <w:sz w:val="19"/>
-        </w:rPr>
-        <w:t xml:space="preserve">            subset_met = sum(1 for t in subset if t.met_deadline)</w:t>
-      </w:r>
-    </w:p>
-    <w:p>
-      <w:pPr>
-        <w:spacing w:before="0" w:after="0" w:line="240" w:lineRule="auto"/>
-        <w:shd w:val="clear" w:color="auto" w:fill="1e2430"/>
-      </w:pPr>
-      <w:r>
-        <w:rPr>
-          <w:rFonts w:ascii="Consolas" w:hAnsi="Consolas"/>
-          <w:color w:val="E8ECF3"/>
-          <w:sz w:val="19"/>
-        </w:rPr>
-        <w:t xml:space="preserve">            per_priority[priority] = {</w:t>
-      </w:r>
-    </w:p>
-    <w:p>
-      <w:pPr>
-        <w:spacing w:before="0" w:after="0" w:line="240" w:lineRule="auto"/>
-        <w:shd w:val="clear" w:color="auto" w:fill="1e2430"/>
-      </w:pPr>
-      <w:r>
-        <w:rPr>
-          <w:rFonts w:ascii="Consolas" w:hAnsi="Consolas"/>
-          <w:color w:val="E8ECF3"/>
-          <w:sz w:val="19"/>
-        </w:rPr>
-        <w:t xml:space="preserve">                "completed": len(subset),</w:t>
-      </w:r>
-    </w:p>
-    <w:p>
-      <w:pPr>
-        <w:spacing w:before="0" w:after="0" w:line="240" w:lineRule="auto"/>
-        <w:shd w:val="clear" w:color="auto" w:fill="1e2430"/>
-      </w:pPr>
-      <w:r>
-        <w:rPr>
-          <w:rFonts w:ascii="Consolas" w:hAnsi="Consolas"/>
-          <w:color w:val="E8ECF3"/>
-          <w:sz w:val="19"/>
-        </w:rPr>
-        <w:t xml:space="preserve">                "met": subset_met,</w:t>
-      </w:r>
-    </w:p>
-    <w:p>
-      <w:pPr>
-        <w:spacing w:before="0" w:after="0" w:line="240" w:lineRule="auto"/>
-        <w:shd w:val="clear" w:color="auto" w:fill="1e2430"/>
-      </w:pPr>
-      <w:r>
-        <w:rPr>
-          <w:rFonts w:ascii="Consolas" w:hAnsi="Consolas"/>
-          <w:color w:val="E8ECF3"/>
-          <w:sz w:val="19"/>
-        </w:rPr>
-        <w:t xml:space="preserve">                "violation_rate": 1 - (subset_met / len(subset)),</w:t>
-      </w:r>
-    </w:p>
-    <w:p>
-      <w:pPr>
-        <w:spacing w:before="0" w:after="0" w:line="240" w:lineRule="auto"/>
-        <w:shd w:val="clear" w:color="auto" w:fill="1e2430"/>
-      </w:pPr>
-      <w:r>
-        <w:rPr>
-          <w:rFonts w:ascii="Consolas" w:hAnsi="Consolas"/>
-          <w:color w:val="E8ECF3"/>
-          <w:sz w:val="19"/>
-        </w:rPr>
-        <w:t xml:space="preserve">            }</w:t>
-      </w:r>
-    </w:p>
-    <w:p>
-      <w:pPr>
-        <w:spacing w:before="0" w:after="0" w:line="240" w:lineRule="auto"/>
-        <w:shd w:val="clear" w:color="auto" w:fill="1e2430"/>
-      </w:pPr>
-      <w:r>
-        <w:rPr>
-          <w:rFonts w:ascii="Consolas" w:hAnsi="Consolas"/>
-          <w:color w:val="E8ECF3"/>
-          <w:sz w:val="19"/>
-        </w:rPr>
-        <w:t xml:space="preserve">        else:</w:t>
-      </w:r>
-    </w:p>
-    <w:p>
-      <w:pPr>
-        <w:spacing w:before="0" w:after="0" w:line="240" w:lineRule="auto"/>
-        <w:shd w:val="clear" w:color="auto" w:fill="1e2430"/>
-      </w:pPr>
-      <w:r>
-        <w:rPr>
-          <w:rFonts w:ascii="Consolas" w:hAnsi="Consolas"/>
-          <w:color w:val="E8ECF3"/>
-          <w:sz w:val="19"/>
-        </w:rPr>
-        <w:t xml:space="preserve">            per_priority[priority] = {"completed": 0, "met": 0, "violation_rate": None}</w:t>
-      </w:r>
-    </w:p>
-    <w:p>
-      <w:pPr>
-        <w:spacing w:before="0" w:after="0" w:line="240" w:lineRule="auto"/>
-        <w:shd w:val="clear" w:color="auto" w:fill="1e2430"/>
-      </w:pPr>
-      <w:r>
-        <w:rPr>
-          <w:rFonts w:ascii="Consolas" w:hAnsi="Consolas"/>
-          <w:color w:val="E8ECF3"/>
-          <w:sz w:val="19"/>
-        </w:rPr>
-        <w:t xml:space="preserve">    metrics["per_priority"] = per_priority</w:t>
-      </w:r>
-    </w:p>
-    <w:p>
-      <w:pPr>
-        <w:spacing w:before="0" w:after="0" w:line="240" w:lineRule="auto"/>
-        <w:shd w:val="clear" w:color="auto" w:fill="1e2430"/>
-      </w:pPr>
-      <w:r>
-        <w:rPr>
-          <w:rFonts w:ascii="Consolas" w:hAnsi="Consolas"/>
-          <w:color w:val="E8ECF3"/>
-          <w:sz w:val="19"/>
-        </w:rPr>
-        <w:t xml:space="preserve">    metrics["critical_deadline_violation_rate"] = per_priority["Critical"]["violation_rate"]</w:t>
-      </w:r>
-    </w:p>
-    <w:p>
-      <w:pPr>
-        <w:spacing w:before="0" w:after="0" w:line="240" w:lineRule="auto"/>
-        <w:shd w:val="clear" w:color="auto" w:fill="1e2430"/>
-      </w:pPr>
-      <w:r>
-        <w:rPr>
-          <w:rFonts w:ascii="Consolas" w:hAnsi="Consolas"/>
-          <w:color w:val="E8ECF3"/>
-          <w:sz w:val="19"/>
-        </w:rPr>
-        <w:t xml:space="preserve"> </w:t>
-      </w:r>
-    </w:p>
-    <w:p>
-      <w:pPr>
-        <w:spacing w:before="0" w:after="0" w:line="240" w:lineRule="auto"/>
-        <w:shd w:val="clear" w:color="auto" w:fill="1e2430"/>
-      </w:pPr>
-      <w:r>
-        <w:rPr>
-          <w:rFonts w:ascii="Consolas" w:hAnsi="Consolas"/>
-          <w:color w:val="E8ECF3"/>
-          <w:sz w:val="19"/>
-        </w:rPr>
-        <w:t xml:space="preserve">    return metrics</w:t>
       </w:r>
     </w:p>
     <w:p>
@@ -976,7 +1254,7 @@
                 <w:color w:val="E8ECF3"/>
                 <w:sz w:val="18"/>
               </w:rPr>
-              <w:t>if n_steps &lt;= 0: raise ValueError(...)</w:t>
+              <w:t xml:space="preserve">if task.deadline is None: return None</w:t>
             </w:r>
           </w:p>
         </w:tc>
@@ -989,7 +1267,7 @@
               <w:rPr>
                 <w:sz w:val="20"/>
               </w:rPr>
-              <w:t>n_steps throughput ka denominator hai (completed/n_steps) — agar 0 ya negative ho, division by zero ya nonsensical result aayega, is liye turant error.</w:t>
+              <w:t xml:space="preserve">Jis task ki deadline hi nahi (priority nahi di gayi), woh deadline metrics mein shamil nahi hota.</w:t>
             </w:r>
           </w:p>
         </w:tc>
@@ -1007,7 +1285,7 @@
                 <w:color w:val="E8ECF3"/>
                 <w:sz w:val="18"/>
               </w:rPr>
-              <w:t>total = len(all_tasks); completed_n = len(completed_tasks)</w:t>
+              <w:t xml:space="preserve">if is_done_by(task, cutoff_time):</w:t>
             </w:r>
           </w:p>
         </w:tc>
@@ -1020,7 +1298,7 @@
               <w:rPr>
                 <w:sz w:val="20"/>
               </w:rPr>
-              <w:t>Do simple counts — kitne tasks total bane, aur unme se kitne poore huay.</w:t>
+              <w:t xml:space="preserve">Task cutoff tak complete hua (completion_time &lt;= cutoff)?</w:t>
             </w:r>
           </w:p>
         </w:tc>
@@ -1038,7 +1316,7 @@
                 <w:color w:val="E8ECF3"/>
                 <w:sz w:val="18"/>
               </w:rPr>
-              <w:t>'still_waiting': total - completed_n</w:t>
+              <w:t xml:space="preserve">return 'on_time' if task.completion_time &lt;= task.deadline else 'completed_late'</w:t>
             </w:r>
           </w:p>
         </w:tc>
@@ -1051,7 +1329,7 @@
               <w:rPr>
                 <w:sz w:val="20"/>
               </w:rPr>
-              <w:t>Baqi jo abhi tak queue mein hain ya process ho rahe hain (poore nahi huay).</w:t>
+              <w:t xml:space="preserve">Complete hua to: deadline par ya pehle = on_time (exactly deadline par bhi on time), baad mein = completed_late.</w:t>
             </w:r>
           </w:p>
         </w:tc>
@@ -1069,7 +1347,7 @@
                 <w:color w:val="E8ECF3"/>
                 <w:sz w:val="18"/>
               </w:rPr>
-              <w:t>'throughput': completed_n / n_steps</w:t>
+              <w:t xml:space="preserve">return 'overdue_unfinished' if task.deadline &lt;= cutoff_time else 'not_yet_due'</w:t>
             </w:r>
           </w:p>
         </w:tc>
@@ -1082,7 +1360,7 @@
               <w:rPr>
                 <w:sz w:val="20"/>
               </w:rPr>
-              <w:t>Per time-step kitne tasks poore huay, average — jitna zyada, utna acha (system zyada kaam nikaal raha hai).</w:t>
+              <w:t xml:space="preserve">Complete NAHI hua to: deadline guzar chuki = overdue_unfinished (miss); abhi baqi = not_yet_due (miss nahi). Yahi V2 ka sab se zaroori fix hai.</w:t>
             </w:r>
           </w:p>
         </w:tc>
@@ -1100,7 +1378,7 @@
                 <w:color w:val="E8ECF3"/>
                 <w:sz w:val="18"/>
               </w:rPr>
-              <w:t>if completed_tasks: metrics['avg_latency'] = statistics.mean(t.completion_time - t.arrival_time for t in completed_tasks)</w:t>
+              <w:t xml:space="preserve">counts = {c: 0 for c in DEADLINE_CATEGORIES}</w:t>
             </w:r>
           </w:p>
         </w:tc>
@@ -1113,7 +1391,7 @@
               <w:rPr>
                 <w:sz w:val="20"/>
               </w:rPr>
-              <w:t>Har poore huay task ki 'latency' (kitna waqt laga arrival se completion tak) nikal kar unka AVERAGE liya. Agar koi bhi task poora nahi hua (khaali list), average lena ghalat hoga (ZeroDivisionError), is liye:</w:t>
+              <w:t xml:space="preserve">Chaaron categories ki ginti zero se shuru.</w:t>
             </w:r>
           </w:p>
         </w:tc>
@@ -1131,7 +1409,7 @@
                 <w:color w:val="E8ECF3"/>
                 <w:sz w:val="18"/>
               </w:rPr>
-              <w:t>else: metrics['avg_latency'] = None</w:t>
+              <w:t xml:space="preserve">decided = on_time + completed_late + overdue_unfinished</w:t>
             </w:r>
           </w:p>
         </w:tc>
@@ -1144,7 +1422,7 @@
               <w:rPr>
                 <w:sz w:val="20"/>
               </w:rPr>
-              <w:t>Koi task poora nahi hua to latency None — 'undefined', 0 nahi (0 ghalat message dega ke 'sab turant poore huay').</w:t>
+              <w:t xml:space="preserve">Woh tasks jin ka faisla ho chuka. not_yet_due denominator se bahar hai.</w:t>
             </w:r>
           </w:p>
         </w:tc>
@@ -1162,7 +1440,7 @@
                 <w:color w:val="E8ECF3"/>
                 <w:sz w:val="18"/>
               </w:rPr>
-              <w:t>with_deadline = [t for t in completed_tasks if t.deadline is not None]</w:t>
+              <w:t xml:space="preserve">'deadline_violation_rate': _rate(completed_late + overdue_unfinished, decided)</w:t>
             </w:r>
           </w:p>
         </w:tc>
@@ -1175,7 +1453,7 @@
               <w:rPr>
                 <w:sz w:val="20"/>
               </w:rPr>
-              <w:t>Sirf UN completed tasks ko chunta hai jinki koi deadline thi (agar priority nahi di gayi thi to deadline None hogi, unhein deadline-metrics mein shamil nahi karna).</w:t>
+              <w:t xml:space="preserve">Headline rate. _rate() denominator 0 hone par None deta hai, 0 nahi — '0% miss' aur 'koi task hi nahi tha' alag baatein hain.</w:t>
             </w:r>
           </w:p>
         </w:tc>
@@ -1193,7 +1471,7 @@
                 <w:color w:val="E8ECF3"/>
                 <w:sz w:val="18"/>
               </w:rPr>
-              <w:t>if with_deadline: met_n = sum(1 for t in with_deadline if t.met_deadline); metrics['deadline_violation_rate'] = 1 - (met_n/len(with_deadline))</w:t>
+              <w:t xml:space="preserve">'completed_only_late_rate': _rate(completed_late, on_time + completed_late)</w:t>
             </w:r>
           </w:p>
         </w:tc>
@@ -1206,69 +1484,7 @@
               <w:rPr>
                 <w:sz w:val="20"/>
               </w:rPr>
-              <w:t>Kitne percent tasks apni deadline MISS kar gaye (violation rate) — met_n جتنے 'on time' the, unhein total se divide kar ke 1 se ghata diya (1 - fraction_met = fraction_missed).</w:t>
-            </w:r>
-          </w:p>
-        </w:tc>
-      </w:tr>
-      <w:tr>
-        <w:tc>
-          <w:tcPr>
-            <w:tcW w:type="dxa" w:w="3742"/>
-            <w:shd w:val="clear" w:color="auto" w:fill="151a24"/>
-          </w:tcPr>
-          <w:p>
-            <w:r>
-              <w:rPr>
-                <w:rFonts w:ascii="Consolas" w:hAnsi="Consolas"/>
-                <w:color w:val="E8ECF3"/>
-                <w:sz w:val="18"/>
-              </w:rPr>
-              <w:t>per_priority = {}; for priority in PRIORITY_CLASSES: ...</w:t>
-            </w:r>
-          </w:p>
-        </w:tc>
-        <w:tc>
-          <w:tcPr>
-            <w:tcW w:type="dxa" w:w="5329"/>
-          </w:tcPr>
-          <w:p>
-            <w:r>
-              <w:rPr>
-                <w:sz w:val="20"/>
-              </w:rPr>
-              <w:t>Yehi hisaab HAR priority (Critical/High/Routine) ke liye ALAG SE bhi nikala jata hai — kyunke ek Critical miss aur ek Routine miss ki 'ahmiyat' bilkul alag hai.</w:t>
-            </w:r>
-          </w:p>
-        </w:tc>
-      </w:tr>
-      <w:tr>
-        <w:tc>
-          <w:tcPr>
-            <w:tcW w:type="dxa" w:w="3742"/>
-            <w:shd w:val="clear" w:color="auto" w:fill="151a24"/>
-          </w:tcPr>
-          <w:p>
-            <w:r>
-              <w:rPr>
-                <w:rFonts w:ascii="Consolas" w:hAnsi="Consolas"/>
-                <w:color w:val="E8ECF3"/>
-                <w:sz w:val="18"/>
-              </w:rPr>
-              <w:t>metrics['critical_deadline_violation_rate'] = per_priority['Critical']['violation_rate']</w:t>
-            </w:r>
-          </w:p>
-        </w:tc>
-        <w:tc>
-          <w:tcPr>
-            <w:tcW w:type="dxa" w:w="5329"/>
-          </w:tcPr>
-          <w:p>
-            <w:r>
-              <w:rPr>
-                <w:sz w:val="20"/>
-              </w:rPr>
-              <w:t>Roadmap ka 'HEADLINE SAFETY METRIC' — yeh alag se top-level field mein bhi rakha gaya hai (na ke sirf per_priority ke andar dabi hui) kyunke Critical deadline miss karna sabse zyada matter karta hai (jaise real hospital mein ek emergency case late hona).</w:t>
+              <w:t xml:space="preserve">Purana (sirf completed tasks wala) rate, sirf comparison ke liye alag naam se rakha gaya.</w:t>
             </w:r>
           </w:p>
         </w:tc>
@@ -1280,20 +1496,15 @@
       </w:pPr>
     </w:p>
     <w:p>
-      <w:r>
-        <w:br w:type="page"/>
-      </w:r>
-    </w:p>
-    <w:p>
       <w:pPr>
         <w:pStyle w:val="Heading2"/>
       </w:pPr>
       <w:r>
         <w:rPr>
-          <w:color w:val="DC2626"/>
+          <w:color w:val="7C3AED"/>
           <w:sz w:val="29"/>
         </w:rPr>
-        <w:t>2.2  run_baseline_fcfs.py — Poora Experiment Chalana</w:t>
+        <w:t>2.2  env/evaluation.py — run_fcfs_evaluation()</w:t>
       </w:r>
     </w:p>
     <w:p>
@@ -1308,7 +1519,7 @@
           <w:color w:val="8AB4FF"/>
           <w:sz w:val="19"/>
         </w:rPr>
-        <w:t xml:space="preserve">  run_baseline_fcfs.py — run_fcfs_baseline()</w:t>
+        <w:t xml:space="preserve">  env/evaluation.py — run_fcfs_evaluation()</w:t>
       </w:r>
     </w:p>
     <w:p>
@@ -1322,7 +1533,7 @@
           <w:color w:val="E8ECF3"/>
           <w:sz w:val="19"/>
         </w:rPr>
-        <w:t>def run_fcfs_baseline(seed: int = SEED) -&gt; dict:</w:t>
+        <w:t xml:space="preserve">def run_fcfs_evaluation(config, seed: int) -&gt; EvaluationResult:</w:t>
       </w:r>
     </w:p>
     <w:p>
@@ -1336,7 +1547,7 @@
           <w:color w:val="E8ECF3"/>
           <w:sz w:val="19"/>
         </w:rPr>
-        <w:t xml:space="preserve">    sim = HospitalSimulator(CONFIG_PATH)</w:t>
+        <w:t xml:space="preserve">    sim = HospitalSimulator(config)</w:t>
       </w:r>
     </w:p>
     <w:p>
@@ -1350,7 +1561,7 @@
           <w:color w:val="E8ECF3"/>
           <w:sz w:val="19"/>
         </w:rPr>
-        <w:t xml:space="preserve">    generator = MedicalTaskGenerator(CONFIG, seed=seed)</w:t>
+        <w:t xml:space="preserve">    settings = protocol_settings(sim.config)</w:t>
       </w:r>
     </w:p>
     <w:p>
@@ -1364,7 +1575,7 @@
           <w:color w:val="E8ECF3"/>
           <w:sz w:val="19"/>
         </w:rPr>
-        <w:t xml:space="preserve"> </w:t>
+        <w:t xml:space="preserve">    generator = MedicalTaskGenerator(sim.config, seed=seed)</w:t>
       </w:r>
     </w:p>
     <w:p>
@@ -1378,7 +1589,7 @@
           <w:color w:val="E8ECF3"/>
           <w:sz w:val="19"/>
         </w:rPr>
-        <w:t xml:space="preserve">    all_tasks = []</w:t>
+        <w:t xml:space="preserve">    for _ in range(settings["window_steps"]):          # 1. measurement window</w:t>
       </w:r>
     </w:p>
     <w:p>
@@ -1392,49 +1603,7 @@
           <w:color w:val="E8ECF3"/>
           <w:sz w:val="19"/>
         </w:rPr>
-        <w:t xml:space="preserve">    for _ in range(GENERATION_STEPS):</w:t>
-      </w:r>
-    </w:p>
-    <w:p>
-      <w:pPr>
-        <w:spacing w:before="0" w:after="0" w:line="240" w:lineRule="auto"/>
-        <w:shd w:val="clear" w:color="auto" w:fill="1e2430"/>
-      </w:pPr>
-      <w:r>
-        <w:rPr>
-          <w:rFonts w:ascii="Consolas" w:hAnsi="Consolas"/>
-          <w:color w:val="E8ECF3"/>
-          <w:sz w:val="19"/>
-        </w:rPr>
-        <w:t xml:space="preserve">        arrivals = generator.generate_for_step(sim.current_time)</w:t>
-      </w:r>
-    </w:p>
-    <w:p>
-      <w:pPr>
-        <w:spacing w:before="0" w:after="0" w:line="240" w:lineRule="auto"/>
-        <w:shd w:val="clear" w:color="auto" w:fill="1e2430"/>
-      </w:pPr>
-      <w:r>
-        <w:rPr>
-          <w:rFonts w:ascii="Consolas" w:hAnsi="Consolas"/>
-          <w:color w:val="E8ECF3"/>
-          <w:sz w:val="19"/>
-        </w:rPr>
-        <w:t xml:space="preserve">        created = sim.route_generated_arrivals(arrivals)</w:t>
-      </w:r>
-    </w:p>
-    <w:p>
-      <w:pPr>
-        <w:spacing w:before="0" w:after="0" w:line="240" w:lineRule="auto"/>
-        <w:shd w:val="clear" w:color="auto" w:fill="1e2430"/>
-      </w:pPr>
-      <w:r>
-        <w:rPr>
-          <w:rFonts w:ascii="Consolas" w:hAnsi="Consolas"/>
-          <w:color w:val="E8ECF3"/>
-          <w:sz w:val="19"/>
-        </w:rPr>
-        <w:t xml:space="preserve">        all_tasks.extend(created)</w:t>
+        <w:t xml:space="preserve">        sim.route_generated_arrivals(generator.generate_for_step(sim.current_time))</w:t>
       </w:r>
     </w:p>
     <w:p>
@@ -1462,7 +1631,7 @@
           <w:color w:val="E8ECF3"/>
           <w:sz w:val="19"/>
         </w:rPr>
-        <w:t xml:space="preserve"> </w:t>
+        <w:t xml:space="preserve">    backlog_at_window_end = backlog_snapshot(sim)</w:t>
       </w:r>
     </w:p>
     <w:p>
@@ -1476,7 +1645,21 @@
           <w:color w:val="E8ECF3"/>
           <w:sz w:val="19"/>
         </w:rPr>
-        <w:t xml:space="preserve">    for _ in range(DRAIN_STEPS):</w:t>
+        <w:t xml:space="preserve">    drain_steps = 0                                      # 2. drain (no arrivals)</w:t>
+      </w:r>
+    </w:p>
+    <w:p>
+      <w:pPr>
+        <w:spacing w:before="0" w:after="0" w:line="240" w:lineRule="auto"/>
+        <w:shd w:val="clear" w:color="auto" w:fill="1e2430"/>
+      </w:pPr>
+      <w:r>
+        <w:rPr>
+          <w:rFonts w:ascii="Consolas" w:hAnsi="Consolas"/>
+          <w:color w:val="E8ECF3"/>
+          <w:sz w:val="19"/>
+        </w:rPr>
+        <w:t xml:space="preserve">    while drain_steps &lt; settings["drain_limit"] and any(node.queue for node in sim.all_nodes):</w:t>
       </w:r>
     </w:p>
     <w:p>
@@ -1504,7 +1687,7 @@
           <w:color w:val="E8ECF3"/>
           <w:sz w:val="19"/>
         </w:rPr>
-        <w:t xml:space="preserve"> </w:t>
+        <w:t xml:space="preserve">        drain_steps += 1</w:t>
       </w:r>
     </w:p>
     <w:p>
@@ -1518,7 +1701,7 @@
           <w:color w:val="E8ECF3"/>
           <w:sz w:val="19"/>
         </w:rPr>
-        <w:t xml:space="preserve">    completed = []</w:t>
+        <w:t xml:space="preserve">    report = summarize_protocol(</w:t>
       </w:r>
     </w:p>
     <w:p>
@@ -1532,7 +1715,7 @@
           <w:color w:val="E8ECF3"/>
           <w:sz w:val="19"/>
         </w:rPr>
-        <w:t xml:space="preserve">    for node in list(sim.nodes.values()) + list(sim.local_nodes.values()):</w:t>
+        <w:t xml:space="preserve">        sim.tasks,</w:t>
       </w:r>
     </w:p>
     <w:p>
@@ -1546,7 +1729,7 @@
           <w:color w:val="E8ECF3"/>
           <w:sz w:val="19"/>
         </w:rPr>
-        <w:t xml:space="preserve">        completed.extend(node.completed_tasks)</w:t>
+        <w:t xml:space="preserve">        window_steps=settings["window_steps"],</w:t>
       </w:r>
     </w:p>
     <w:p>
@@ -1560,7 +1743,7 @@
           <w:color w:val="E8ECF3"/>
           <w:sz w:val="19"/>
         </w:rPr>
-        <w:t xml:space="preserve">    if sim.cloud_node is not None:</w:t>
+        <w:t xml:space="preserve">        final_cutoff=sim.current_time - 1,</w:t>
       </w:r>
     </w:p>
     <w:p>
@@ -1574,7 +1757,7 @@
           <w:color w:val="E8ECF3"/>
           <w:sz w:val="19"/>
         </w:rPr>
-        <w:t xml:space="preserve">        completed.extend(sim.cloud_node.completed_tasks)</w:t>
+        <w:t xml:space="preserve">        drain_limit=settings["drain_limit"],</w:t>
       </w:r>
     </w:p>
     <w:p>
@@ -1588,7 +1771,7 @@
           <w:color w:val="E8ECF3"/>
           <w:sz w:val="19"/>
         </w:rPr>
-        <w:t xml:space="preserve"> </w:t>
+        <w:t xml:space="preserve">        backlog_at_window_end=backlog_at_window_end,</w:t>
       </w:r>
     </w:p>
     <w:p>
@@ -1602,7 +1785,7 @@
           <w:color w:val="E8ECF3"/>
           <w:sz w:val="19"/>
         </w:rPr>
-        <w:t xml:space="preserve">    total_steps = GENERATION_STEPS + DRAIN_STEPS</w:t>
+        <w:t xml:space="preserve">        backlog_after_drain=backlog_snapshot(sim),</w:t>
       </w:r>
     </w:p>
     <w:p>
@@ -1616,7 +1799,35 @@
           <w:color w:val="E8ECF3"/>
           <w:sz w:val="19"/>
         </w:rPr>
-        <w:t xml:space="preserve">    return compute_baseline_metrics(all_tasks, completed, total_steps)</w:t>
+        <w:t xml:space="preserve">        payload_units_per_compute_unit=settings["payload_units_per_compute_unit"],</w:t>
+      </w:r>
+    </w:p>
+    <w:p>
+      <w:pPr>
+        <w:spacing w:before="0" w:after="0" w:line="240" w:lineRule="auto"/>
+        <w:shd w:val="clear" w:color="auto" w:fill="1e2430"/>
+      </w:pPr>
+      <w:r>
+        <w:rPr>
+          <w:rFonts w:ascii="Consolas" w:hAnsi="Consolas"/>
+          <w:color w:val="E8ECF3"/>
+          <w:sz w:val="19"/>
+        </w:rPr>
+        <w:t xml:space="preserve">    )</w:t>
+      </w:r>
+    </w:p>
+    <w:p>
+      <w:pPr>
+        <w:spacing w:before="0" w:after="0" w:line="240" w:lineRule="auto"/>
+        <w:shd w:val="clear" w:color="auto" w:fill="1e2430"/>
+      </w:pPr>
+      <w:r>
+        <w:rPr>
+          <w:rFonts w:ascii="Consolas" w:hAnsi="Consolas"/>
+          <w:color w:val="E8ECF3"/>
+          <w:sz w:val="19"/>
+        </w:rPr>
+        <w:t xml:space="preserve">    return EvaluationResult(simulator=sim, report=report)</w:t>
       </w:r>
     </w:p>
     <w:p>
@@ -1660,7 +1871,7 @@
                 <w:color w:val="E8ECF3"/>
                 <w:sz w:val="18"/>
               </w:rPr>
-              <w:t>sim = HospitalSimulator(CONFIG_PATH)</w:t>
+              <w:t xml:space="preserve">sim = HospitalSimulator(config)</w:t>
             </w:r>
           </w:p>
         </w:tc>
@@ -1673,7 +1884,7 @@
               <w:rPr>
                 <w:sz w:val="20"/>
               </w:rPr>
-              <w:t>Ek naya, khaali simulator banaya (config se departments, offloading, deadlines sab load ho jate hain).</w:t>
+              <w:t xml:space="preserve">Config load + validate hota hai, phir naya khaali simulator banta hai.</w:t>
             </w:r>
           </w:p>
         </w:tc>
@@ -1691,7 +1902,7 @@
                 <w:color w:val="E8ECF3"/>
                 <w:sz w:val="18"/>
               </w:rPr>
-              <w:t>generator = MedicalTaskGenerator(CONFIG, seed=seed)</w:t>
+              <w:t xml:space="preserve">generator = MedicalTaskGenerator(sim.config, seed=seed)</w:t>
             </w:r>
           </w:p>
         </w:tc>
@@ -1704,7 +1915,7 @@
               <w:rPr>
                 <w:sz w:val="20"/>
               </w:rPr>
-              <w:t>Poisson generator banaya, jis seed se result reproduce karna hai.</w:t>
+              <w:t xml:space="preserve">Isi seed se Poisson arrivals — same seed = same workload.</w:t>
             </w:r>
           </w:p>
         </w:tc>
@@ -1722,7 +1933,7 @@
                 <w:color w:val="E8ECF3"/>
                 <w:sz w:val="18"/>
               </w:rPr>
-              <w:t>for _ in range(GENERATION_STEPS):</w:t>
+              <w:t xml:space="preserve">for _ in range(settings['window_steps']):</w:t>
             </w:r>
           </w:p>
         </w:tc>
@@ -1735,7 +1946,7 @@
               <w:rPr>
                 <w:sz w:val="20"/>
               </w:rPr>
-              <w:t>GENERATION_STEPS (config se 20) steps tak yeh loop chalta hai — is dauraan naye tasks generate hote hain.</w:t>
+              <w:t xml:space="preserve">1. Measurement window (default 20 steps).</w:t>
             </w:r>
           </w:p>
         </w:tc>
@@ -1753,7 +1964,7 @@
                 <w:color w:val="E8ECF3"/>
                 <w:sz w:val="18"/>
               </w:rPr>
-              <w:t>arrivals = generator.generate_for_step(sim.current_time)</w:t>
+              <w:t xml:space="preserve">sim.route_generated_arrivals(generator.generate_for_step(sim.current_time)); sim.step()</w:t>
             </w:r>
           </w:p>
         </w:tc>
@@ -1766,7 +1977,7 @@
               <w:rPr>
                 <w:sz w:val="20"/>
               </w:rPr>
-              <w:t>Is step ke naye arrivals nikale (Step 2 ka logic).</w:t>
+              <w:t xml:space="preserve">Har step: naye tasks route hote hain (Step 3 ka FCFS rule), phir sab nodes ek step kaam karte hain.</w:t>
             </w:r>
           </w:p>
         </w:tc>
@@ -1784,7 +1995,7 @@
                 <w:color w:val="E8ECF3"/>
                 <w:sz w:val="18"/>
               </w:rPr>
-              <w:t>created = sim.route_generated_arrivals(arrivals)</w:t>
+              <w:t xml:space="preserve">backlog_at_window_end = backlog_snapshot(sim)</w:t>
             </w:r>
           </w:p>
         </w:tc>
@@ -1797,7 +2008,7 @@
               <w:rPr>
                 <w:sz w:val="20"/>
               </w:rPr>
-              <w:t>In arrivals ko Local/Edge/Cloud route kiya gaya (Step 3 ka logic) — deadline bhi is mein set ho jati hai (Step 4).</w:t>
+              <w:t xml:space="preserve">Window khatam hone par kitna kaam baqi tha — report mein record hota hai.</w:t>
             </w:r>
           </w:p>
         </w:tc>
@@ -1815,7 +2026,7 @@
                 <w:color w:val="E8ECF3"/>
                 <w:sz w:val="18"/>
               </w:rPr>
-              <w:t>all_tasks.extend(created)</w:t>
+              <w:t xml:space="preserve">while drain_steps &lt; settings['drain_limit'] and any(node.queue for node in sim.all_nodes):</w:t>
             </w:r>
           </w:p>
         </w:tc>
@@ -1828,7 +2039,7 @@
               <w:rPr>
                 <w:sz w:val="20"/>
               </w:rPr>
-              <w:t>Har naya task master list mein jama ho raha hai — baad mein metrics ke liye 'total_tasks' isi list ki length se aayega.</w:t>
+              <w:t xml:space="preserve">2. Drain: bina naye tasks ke, jab tak queues khaali na hon ya drain_limit (50) na pohanche.</w:t>
             </w:r>
           </w:p>
         </w:tc>
@@ -1846,7 +2057,7 @@
                 <w:color w:val="E8ECF3"/>
                 <w:sz w:val="18"/>
               </w:rPr>
-              <w:t>sim.step()</w:t>
+              <w:t xml:space="preserve">final_cutoff=sim.current_time - 1</w:t>
             </w:r>
           </w:p>
         </w:tc>
@@ -1859,7 +2070,7 @@
               <w:rPr>
                 <w:sz w:val="20"/>
               </w:rPr>
-              <w:t>Simulator ko ek step aage badhaya — sab nodes apni queue par kaam karte hain.</w:t>
+              <w:t xml:space="preserve">Aakhri chala hua step — final metrics isi cutoff par.</w:t>
             </w:r>
           </w:p>
         </w:tc>
@@ -1877,7 +2088,7 @@
                 <w:color w:val="E8ECF3"/>
                 <w:sz w:val="18"/>
               </w:rPr>
-              <w:t>for _ in range(DRAIN_STEPS): sim.step()</w:t>
+              <w:t xml:space="preserve">summarize_protocol(...)</w:t>
             </w:r>
           </w:p>
         </w:tc>
@@ -1890,100 +2101,7 @@
               <w:rPr>
                 <w:sz w:val="20"/>
               </w:rPr>
-              <w:t>20 arrival steps ke baad, 10 EXTRA steps chalaye jate hain jinme KOI naya task generate nahi hota — sirf purani queue mein bacha hua kaam poora hone ka mauqa milta hai. Iske bina, akhri steps mein aaye tasks ko 'incomplete' gin liya jata (unfair).</w:t>
-            </w:r>
-          </w:p>
-        </w:tc>
-      </w:tr>
-      <w:tr>
-        <w:tc>
-          <w:tcPr>
-            <w:tcW w:type="dxa" w:w="3742"/>
-            <w:shd w:val="clear" w:color="auto" w:fill="151a24"/>
-          </w:tcPr>
-          <w:p>
-            <w:r>
-              <w:rPr>
-                <w:rFonts w:ascii="Consolas" w:hAnsi="Consolas"/>
-                <w:color w:val="E8ECF3"/>
-                <w:sz w:val="18"/>
-              </w:rPr>
-              <w:t>completed = []; for node in ...: completed.extend(node.completed_tasks)</w:t>
-            </w:r>
-          </w:p>
-        </w:tc>
-        <w:tc>
-          <w:tcPr>
-            <w:tcW w:type="dxa" w:w="5329"/>
-          </w:tcPr>
-          <w:p>
-            <w:r>
-              <w:rPr>
-                <w:sz w:val="20"/>
-              </w:rPr>
-              <w:t>HAR node (teenon Edge nodes + teenon Local nodes + ek Cloud node) ke completed_tasks ko ek master list mein jama kiya — yeh sab jagah bikhre huay completed tasks ko ek jagah la kar metrics ke liye tayyar karta hai.</w:t>
-            </w:r>
-          </w:p>
-        </w:tc>
-      </w:tr>
-      <w:tr>
-        <w:tc>
-          <w:tcPr>
-            <w:tcW w:type="dxa" w:w="3742"/>
-            <w:shd w:val="clear" w:color="auto" w:fill="151a24"/>
-          </w:tcPr>
-          <w:p>
-            <w:r>
-              <w:rPr>
-                <w:rFonts w:ascii="Consolas" w:hAnsi="Consolas"/>
-                <w:color w:val="E8ECF3"/>
-                <w:sz w:val="18"/>
-              </w:rPr>
-              <w:t>total_steps = GENERATION_STEPS + DRAIN_STEPS</w:t>
-            </w:r>
-          </w:p>
-        </w:tc>
-        <w:tc>
-          <w:tcPr>
-            <w:tcW w:type="dxa" w:w="5329"/>
-          </w:tcPr>
-          <w:p>
-            <w:r>
-              <w:rPr>
-                <w:sz w:val="20"/>
-              </w:rPr>
-              <w:t>Throughput ka denominator — 20+10=30 total steps.</w:t>
-            </w:r>
-          </w:p>
-        </w:tc>
-      </w:tr>
-      <w:tr>
-        <w:tc>
-          <w:tcPr>
-            <w:tcW w:type="dxa" w:w="3742"/>
-            <w:shd w:val="clear" w:color="auto" w:fill="151a24"/>
-          </w:tcPr>
-          <w:p>
-            <w:r>
-              <w:rPr>
-                <w:rFonts w:ascii="Consolas" w:hAnsi="Consolas"/>
-                <w:color w:val="E8ECF3"/>
-                <w:sz w:val="18"/>
-              </w:rPr>
-              <w:t>return compute_baseline_metrics(all_tasks, completed, total_steps)</w:t>
-            </w:r>
-          </w:p>
-        </w:tc>
-        <w:tc>
-          <w:tcPr>
-            <w:tcW w:type="dxa" w:w="5329"/>
-          </w:tcPr>
-          <w:p>
-            <w:r>
-              <w:rPr>
-                <w:sz w:val="20"/>
-              </w:rPr>
-              <w:t>Sab kuch env/metrics.py ko de diya, jo final numbers wapis karta hai.</w:t>
+              <w:t xml:space="preserve">Window metrics (cutoff = n_steps-1) aur final metrics (drain ke baad) dono ek report mein. Throughput sirf window wala.</w:t>
             </w:r>
           </w:p>
         </w:tc>
@@ -1995,20 +2113,15 @@
       </w:pPr>
     </w:p>
     <w:p>
-      <w:r>
-        <w:br w:type="page"/>
-      </w:r>
-    </w:p>
-    <w:p>
       <w:pPr>
-        <w:pStyle w:val="Heading1"/>
+        <w:pStyle w:val="Heading2"/>
       </w:pPr>
       <w:r>
         <w:rPr>
-          <w:color w:val="DC2626"/>
-          <w:sz w:val="36"/>
+          <w:color w:val="7C3AED"/>
+          <w:sz w:val="29"/>
         </w:rPr>
-        <w:t>3. Practical Example — Asal Baseline Run Ka Real Output</w:t>
+        <w:t>2.3  Run Records — Har Result Ka Saboot</w:t>
       </w:r>
     </w:p>
     <w:p>
@@ -2017,11 +2130,9 @@
       </w:pPr>
       <w:r>
         <w:rPr>
-          <w:b w:val="0"/>
-          <w:i w:val="0"/>
           <w:sz w:val="22"/>
         </w:rPr>
-        <w:t>Yeh section koi farzi example nahi — yeh WAHI results/step5_fcfs_baseline_seed42.json file ka data hai jo run_baseline_fcfs.py chala kar asal mein generate hui aur GitHub par commit bhi ho chuki hai.</w:t>
+        <w:t xml:space="preserve">run_baseline_fcfs.py har run ke liye results/runs/ mein ek NAYA folder banata hai (naam: &lt;name&gt;_&lt;UTC time&gt;_&lt;commit&gt;), jo kabhi overwrite nahi hota. Thesis ke final results results/baselines/ mein commit kiye gaye hain.</w:t>
       </w:r>
     </w:p>
     <w:tbl>
@@ -2031,14 +2142,13 @@
         <w:tblLook w:firstColumn="1" w:firstRow="1" w:lastColumn="0" w:lastRow="0" w:noHBand="0" w:noVBand="1" w:val="04A0"/>
       </w:tblPr>
       <w:tblGrid>
-        <w:gridCol w:w="3249"/>
-        <w:gridCol w:w="3249"/>
-        <w:gridCol w:w="3249"/>
+        <w:gridCol w:w="2600"/>
+        <w:gridCol w:w="6471"/>
       </w:tblGrid>
       <w:tr>
         <w:tc>
           <w:tcPr>
-            <w:tcW w:type="dxa" w:w="3249"/>
+            <w:tcW w:type="dxa" w:w="2600"/>
             <w:shd w:val="clear" w:color="auto" w:fill="334155"/>
           </w:tcPr>
           <w:p>
@@ -2048,13 +2158,13 @@
                 <w:color w:val="FFFFFF"/>
                 <w:sz w:val="19"/>
               </w:rPr>
-              <w:t>Metric</w:t>
+              <w:t xml:space="preserve">File</w:t>
             </w:r>
           </w:p>
         </w:tc>
         <w:tc>
           <w:tcPr>
-            <w:tcW w:type="dxa" w:w="3249"/>
+            <w:tcW w:type="dxa" w:w="6471"/>
             <w:shd w:val="clear" w:color="auto" w:fill="334155"/>
           </w:tcPr>
           <w:p>
@@ -2064,13 +2174,154 @@
                 <w:color w:val="FFFFFF"/>
                 <w:sz w:val="19"/>
               </w:rPr>
-              <w:t>Real Value (seed=42)</w:t>
+              <w:t xml:space="preserve">Kya hota hai</w:t>
+            </w:r>
+          </w:p>
+        </w:tc>
+      </w:tr>
+      <w:tr>
+        <w:tc>
+          <w:tcPr>
+            <w:tcW w:type="dxa" w:w="2600"/>
+          </w:tcPr>
+          <w:p>
+            <w:r>
+              <w:rPr>
+                <w:rFonts w:ascii="Consolas" w:hAnsi="Consolas"/>
+                <w:sz w:val="19"/>
+              </w:rPr>
+              <w:t xml:space="preserve">manifest.json</w:t>
             </w:r>
           </w:p>
         </w:tc>
         <w:tc>
           <w:tcPr>
-            <w:tcW w:type="dxa" w:w="3249"/>
+            <w:tcW w:type="dxa" w:w="6471"/>
+          </w:tcPr>
+          <w:p>
+            <w:r>
+              <w:rPr>
+                <w:sz w:val="19"/>
+              </w:rPr>
+              <w:t xml:space="preserve">poore config ka snapshot, seed(s), protocol settings, git commit + branch, git_dirty (uncommitted changes the ya nahi), Python version, numpy/PyYAML/pytest versions, data note (SYNTHETIC, MIMIC-IV nahi).</w:t>
+            </w:r>
+          </w:p>
+        </w:tc>
+      </w:tr>
+      <w:tr>
+        <w:tc>
+          <w:tcPr>
+            <w:tcW w:type="dxa" w:w="2600"/>
+          </w:tcPr>
+          <w:p>
+            <w:r>
+              <w:rPr>
+                <w:rFonts w:ascii="Consolas" w:hAnsi="Consolas"/>
+                <w:sz w:val="19"/>
+              </w:rPr>
+              <w:t xml:space="preserve">metrics.json + tasks.csv</w:t>
+            </w:r>
+          </w:p>
+        </w:tc>
+        <w:tc>
+          <w:tcPr>
+            <w:tcW w:type="dxa" w:w="6471"/>
+          </w:tcPr>
+          <w:p>
+            <w:r>
+              <w:rPr>
+                <w:sz w:val="19"/>
+              </w:rPr>
+              <w:t xml:space="preserve">(--seed) poori report, aur har task ki ek row: route, timing, latency ke hisse, deadline_status.</w:t>
+            </w:r>
+          </w:p>
+        </w:tc>
+      </w:tr>
+      <w:tr>
+        <w:tc>
+          <w:tcPr>
+            <w:tcW w:type="dxa" w:w="2600"/>
+          </w:tcPr>
+          <w:p>
+            <w:r>
+              <w:rPr>
+                <w:rFonts w:ascii="Consolas" w:hAnsi="Consolas"/>
+                <w:sz w:val="19"/>
+              </w:rPr>
+              <w:t xml:space="preserve">summary.json + per_seed.csv</w:t>
+            </w:r>
+          </w:p>
+        </w:tc>
+        <w:tc>
+          <w:tcPr>
+            <w:tcW w:type="dxa" w:w="6471"/>
+          </w:tcPr>
+          <w:p>
+            <w:r>
+              <w:rPr>
+                <w:sz w:val="19"/>
+              </w:rPr>
+              <w:t xml:space="preserve">(--seeds 0-29) har metric ka mean, std, min, max, aur har seed ki row.</w:t>
+            </w:r>
+          </w:p>
+        </w:tc>
+      </w:tr>
+    </w:tbl>
+    <w:p>
+      <w:pPr>
+        <w:spacing w:after="80"/>
+      </w:pPr>
+    </w:p>
+    <w:p>
+      <w:pPr>
+        <w:pStyle w:val="Heading1"/>
+      </w:pPr>
+      <w:r>
+        <w:rPr>
+          <w:color w:val="7C3AED"/>
+          <w:sz w:val="36"/>
+        </w:rPr>
+        <w:t>3. Practical Example — Asal Results</w:t>
+      </w:r>
+    </w:p>
+    <w:p>
+      <w:pPr>
+        <w:spacing w:after="160"/>
+      </w:pPr>
+      <w:r>
+        <w:rPr>
+          <w:sz w:val="22"/>
+        </w:rPr>
+        <w:t xml:space="preserve">Neeche ke saare numbers results/baselines/ ki files se hain, jo commit 83e7f3f (saaf working tree) se bani. GitHub se fresh clone par same commands dobara chala kar result files (metrics.json, tasks.csv, summary.json, per_seed.csv) byte-for-byte same nikli hain; manifest.json mein sirf run ka waqt alag hota hai.</w:t>
+      </w:r>
+    </w:p>
+    <w:p>
+      <w:pPr>
+        <w:pStyle w:val="Heading3"/>
+      </w:pPr>
+      <w:r>
+        <w:rPr>
+          <w:color w:val="1C2230"/>
+          <w:sz w:val="25"/>
+        </w:rPr>
+        <w:t>Example A — Ek Run, Seed 42 (Default Config)</w:t>
+      </w:r>
+    </w:p>
+    <w:tbl>
+      <w:tblPr>
+        <w:tblStyle w:val="TableGrid"/>
+        <w:tblW w:type="auto" w:w="0"/>
+        <w:tblLook w:firstColumn="1" w:firstRow="1" w:lastColumn="0" w:lastRow="0" w:noHBand="0" w:noVBand="1" w:val="04A0"/>
+      </w:tblPr>
+      <w:tblGrid>
+        <w:gridCol w:w="2900"/>
+        <w:gridCol w:w="1500"/>
+        <w:gridCol w:w="4671"/>
+      </w:tblGrid>
+      <w:tr>
+        <w:tc>
+          <w:tcPr>
+            <w:tcW w:type="dxa" w:w="2900"/>
             <w:shd w:val="clear" w:color="auto" w:fill="334155"/>
           </w:tcPr>
           <w:p>
@@ -2080,7 +2331,39 @@
                 <w:color w:val="FFFFFF"/>
                 <w:sz w:val="19"/>
               </w:rPr>
-              <w:t>Matlab</w:t>
+              <w:t xml:space="preserve">Metric</w:t>
+            </w:r>
+          </w:p>
+        </w:tc>
+        <w:tc>
+          <w:tcPr>
+            <w:tcW w:type="dxa" w:w="1500"/>
+            <w:shd w:val="clear" w:color="auto" w:fill="334155"/>
+          </w:tcPr>
+          <w:p>
+            <w:r>
+              <w:rPr>
+                <w:b/>
+                <w:color w:val="FFFFFF"/>
+                <w:sz w:val="19"/>
+              </w:rPr>
+              <w:t xml:space="preserve">Real value</w:t>
+            </w:r>
+          </w:p>
+        </w:tc>
+        <w:tc>
+          <w:tcPr>
+            <w:tcW w:type="dxa" w:w="4671"/>
+            <w:shd w:val="clear" w:color="auto" w:fill="334155"/>
+          </w:tcPr>
+          <w:p>
+            <w:r>
+              <w:rPr>
+                <w:b/>
+                <w:color w:val="FFFFFF"/>
+                <w:sz w:val="19"/>
+              </w:rPr>
+              <w:t xml:space="preserve">Matlab</w:t>
             </w:r>
           </w:p>
         </w:tc>
@@ -2088,7 +2371,7 @@
       <w:tr>
         <w:tc>
           <w:tcPr>
-            <w:tcW w:type="dxa" w:w="3249"/>
+            <w:tcW w:type="dxa" w:w="2900"/>
           </w:tcPr>
           <w:p>
             <w:r>
@@ -2096,13 +2379,13 @@
                 <w:rFonts w:ascii="Consolas" w:hAnsi="Consolas"/>
                 <w:sz w:val="19"/>
               </w:rPr>
-              <w:t>total_tasks</w:t>
+              <w:t xml:space="preserve">tasks</w:t>
             </w:r>
           </w:p>
         </w:tc>
         <w:tc>
           <w:tcPr>
-            <w:tcW w:type="dxa" w:w="3249"/>
+            <w:tcW w:type="dxa" w:w="1500"/>
           </w:tcPr>
           <w:p>
             <w:r>
@@ -2110,13 +2393,28 @@
                 <w:rFonts w:ascii="Consolas" w:hAnsi="Consolas"/>
                 <w:sz w:val="19"/>
               </w:rPr>
-              <w:t>21</w:t>
+              <w:t xml:space="preserve">21</w:t>
             </w:r>
           </w:p>
         </w:tc>
         <w:tc>
           <w:tcPr>
-            <w:tcW w:type="dxa" w:w="3249"/>
+            <w:tcW w:type="dxa" w:w="4671"/>
+          </w:tcPr>
+          <w:p>
+            <w:r>
+              <w:rPr>
+                <w:sz w:val="19"/>
+              </w:rPr>
+              <w:t xml:space="preserve">20 steps ki window mein kul tasks</w:t>
+            </w:r>
+          </w:p>
+        </w:tc>
+      </w:tr>
+      <w:tr>
+        <w:tc>
+          <w:tcPr>
+            <w:tcW w:type="dxa" w:w="2900"/>
           </w:tcPr>
           <w:p>
             <w:r>
@@ -2124,7 +2422,34 @@
                 <w:rFonts w:ascii="Consolas" w:hAnsi="Consolas"/>
                 <w:sz w:val="19"/>
               </w:rPr>
-              <w:t>30 steps mein (20 generation + 10 drain) kul 21 tasks generate huay</w:t>
+              <w:t xml:space="preserve">throughput_in_window</w:t>
+            </w:r>
+          </w:p>
+        </w:tc>
+        <w:tc>
+          <w:tcPr>
+            <w:tcW w:type="dxa" w:w="1500"/>
+          </w:tcPr>
+          <w:p>
+            <w:r>
+              <w:rPr>
+                <w:rFonts w:ascii="Consolas" w:hAnsi="Consolas"/>
+                <w:sz w:val="19"/>
+              </w:rPr>
+              <w:t xml:space="preserve">1.05</w:t>
+            </w:r>
+          </w:p>
+        </w:tc>
+        <w:tc>
+          <w:tcPr>
+            <w:tcW w:type="dxa" w:w="4671"/>
+          </w:tcPr>
+          <w:p>
+            <w:r>
+              <w:rPr>
+                <w:sz w:val="19"/>
+              </w:rPr>
+              <w:t xml:space="preserve">21 / 20 tasks per step</w:t>
             </w:r>
           </w:p>
         </w:tc>
@@ -2132,7 +2457,7 @@
       <w:tr>
         <w:tc>
           <w:tcPr>
-            <w:tcW w:type="dxa" w:w="3249"/>
+            <w:tcW w:type="dxa" w:w="2900"/>
           </w:tcPr>
           <w:p>
             <w:r>
@@ -2140,13 +2465,13 @@
                 <w:rFonts w:ascii="Consolas" w:hAnsi="Consolas"/>
                 <w:sz w:val="19"/>
               </w:rPr>
-              <w:t>completed_tasks</w:t>
+              <w:t xml:space="preserve">avg_latency</w:t>
             </w:r>
           </w:p>
         </w:tc>
         <w:tc>
           <w:tcPr>
-            <w:tcW w:type="dxa" w:w="3249"/>
+            <w:tcW w:type="dxa" w:w="1500"/>
           </w:tcPr>
           <w:p>
             <w:r>
@@ -2154,13 +2479,28 @@
                 <w:rFonts w:ascii="Consolas" w:hAnsi="Consolas"/>
                 <w:sz w:val="19"/>
               </w:rPr>
-              <w:t>21</w:t>
+              <w:t xml:space="preserve">0.524</w:t>
             </w:r>
           </w:p>
         </w:tc>
         <w:tc>
           <w:tcPr>
-            <w:tcW w:type="dxa" w:w="3249"/>
+            <w:tcW w:type="dxa" w:w="4671"/>
+          </w:tcPr>
+          <w:p>
+            <w:r>
+              <w:rPr>
+                <w:sz w:val="19"/>
+              </w:rPr>
+              <w:t xml:space="preserve">average steps, arrival se completion tak</w:t>
+            </w:r>
+          </w:p>
+        </w:tc>
+      </w:tr>
+      <w:tr>
+        <w:tc>
+          <w:tcPr>
+            <w:tcW w:type="dxa" w:w="2900"/>
           </w:tcPr>
           <w:p>
             <w:r>
@@ -2168,7 +2508,34 @@
                 <w:rFonts w:ascii="Consolas" w:hAnsi="Consolas"/>
                 <w:sz w:val="19"/>
               </w:rPr>
-              <w:t>Sab 21 tasks poore ho gaye (0 still waiting)</w:t>
+              <w:t xml:space="preserve">avg_queue_wait</w:t>
+            </w:r>
+          </w:p>
+        </w:tc>
+        <w:tc>
+          <w:tcPr>
+            <w:tcW w:type="dxa" w:w="1500"/>
+          </w:tcPr>
+          <w:p>
+            <w:r>
+              <w:rPr>
+                <w:rFonts w:ascii="Consolas" w:hAnsi="Consolas"/>
+                <w:sz w:val="19"/>
+              </w:rPr>
+              <w:t xml:space="preserve">0.0</w:t>
+            </w:r>
+          </w:p>
+        </w:tc>
+        <w:tc>
+          <w:tcPr>
+            <w:tcW w:type="dxa" w:w="4671"/>
+          </w:tcPr>
+          <w:p>
+            <w:r>
+              <w:rPr>
+                <w:sz w:val="19"/>
+              </w:rPr>
+              <w:t xml:space="preserve">kisi task ko node par intezar nahi karna pada</w:t>
             </w:r>
           </w:p>
         </w:tc>
@@ -2176,7 +2543,7 @@
       <w:tr>
         <w:tc>
           <w:tcPr>
-            <w:tcW w:type="dxa" w:w="3249"/>
+            <w:tcW w:type="dxa" w:w="2900"/>
           </w:tcPr>
           <w:p>
             <w:r>
@@ -2184,13 +2551,13 @@
                 <w:rFonts w:ascii="Consolas" w:hAnsi="Consolas"/>
                 <w:sz w:val="19"/>
               </w:rPr>
-              <w:t>throughput</w:t>
+              <w:t xml:space="preserve">avg_transmission_delay</w:t>
             </w:r>
           </w:p>
         </w:tc>
         <w:tc>
           <w:tcPr>
-            <w:tcW w:type="dxa" w:w="3249"/>
+            <w:tcW w:type="dxa" w:w="1500"/>
           </w:tcPr>
           <w:p>
             <w:r>
@@ -2198,13 +2565,28 @@
                 <w:rFonts w:ascii="Consolas" w:hAnsi="Consolas"/>
                 <w:sz w:val="19"/>
               </w:rPr>
-              <w:t>0.7</w:t>
+              <w:t xml:space="preserve">0.381</w:t>
             </w:r>
           </w:p>
         </w:tc>
         <w:tc>
           <w:tcPr>
-            <w:tcW w:type="dxa" w:w="3249"/>
+            <w:tcW w:type="dxa" w:w="4671"/>
+          </w:tcPr>
+          <w:p>
+            <w:r>
+              <w:rPr>
+                <w:sz w:val="19"/>
+              </w:rPr>
+              <w:t xml:space="preserve">4 Cloud tasks x 2 steps / 21 tasks</w:t>
+            </w:r>
+          </w:p>
+        </w:tc>
+      </w:tr>
+      <w:tr>
+        <w:tc>
+          <w:tcPr>
+            <w:tcW w:type="dxa" w:w="2900"/>
           </w:tcPr>
           <w:p>
             <w:r>
@@ -2212,7 +2594,34 @@
                 <w:rFonts w:ascii="Consolas" w:hAnsi="Consolas"/>
                 <w:sz w:val="19"/>
               </w:rPr>
-              <w:t>21 / 30 = 0.7 tasks per time-step</w:t>
+              <w:t xml:space="preserve">deadline_violation_rate</w:t>
+            </w:r>
+          </w:p>
+        </w:tc>
+        <w:tc>
+          <w:tcPr>
+            <w:tcW w:type="dxa" w:w="1500"/>
+          </w:tcPr>
+          <w:p>
+            <w:r>
+              <w:rPr>
+                <w:rFonts w:ascii="Consolas" w:hAnsi="Consolas"/>
+                <w:sz w:val="19"/>
+              </w:rPr>
+              <w:t xml:space="preserve">0.0%</w:t>
+            </w:r>
+          </w:p>
+        </w:tc>
+        <w:tc>
+          <w:tcPr>
+            <w:tcW w:type="dxa" w:w="4671"/>
+          </w:tcPr>
+          <w:p>
+            <w:r>
+              <w:rPr>
+                <w:sz w:val="19"/>
+              </w:rPr>
+              <w:t xml:space="preserve">koi deadline miss nahi hui</w:t>
             </w:r>
           </w:p>
         </w:tc>
@@ -2220,7 +2629,7 @@
       <w:tr>
         <w:tc>
           <w:tcPr>
-            <w:tcW w:type="dxa" w:w="3249"/>
+            <w:tcW w:type="dxa" w:w="2900"/>
           </w:tcPr>
           <w:p>
             <w:r>
@@ -2228,13 +2637,13 @@
                 <w:rFonts w:ascii="Consolas" w:hAnsi="Consolas"/>
                 <w:sz w:val="19"/>
               </w:rPr>
-              <w:t>avg_latency</w:t>
+              <w:t xml:space="preserve">Critical / High / Routine on_time</w:t>
             </w:r>
           </w:p>
         </w:tc>
         <w:tc>
           <w:tcPr>
-            <w:tcW w:type="dxa" w:w="3249"/>
+            <w:tcW w:type="dxa" w:w="1500"/>
           </w:tcPr>
           <w:p>
             <w:r>
@@ -2242,13 +2651,28 @@
                 <w:rFonts w:ascii="Consolas" w:hAnsi="Consolas"/>
                 <w:sz w:val="19"/>
               </w:rPr>
-              <w:t>0.667</w:t>
+              <w:t xml:space="preserve">8 / 6 / 7</w:t>
             </w:r>
           </w:p>
         </w:tc>
         <w:tc>
           <w:tcPr>
-            <w:tcW w:type="dxa" w:w="3249"/>
+            <w:tcW w:type="dxa" w:w="4671"/>
+          </w:tcPr>
+          <w:p>
+            <w:r>
+              <w:rPr>
+                <w:sz w:val="19"/>
+              </w:rPr>
+              <w:t xml:space="preserve">sab apni deadline ke andar</w:t>
+            </w:r>
+          </w:p>
+        </w:tc>
+      </w:tr>
+      <w:tr>
+        <w:tc>
+          <w:tcPr>
+            <w:tcW w:type="dxa" w:w="2900"/>
           </w:tcPr>
           <w:p>
             <w:r>
@@ -2256,7 +2680,164 @@
                 <w:rFonts w:ascii="Consolas" w:hAnsi="Consolas"/>
                 <w:sz w:val="19"/>
               </w:rPr>
-              <w:t>Average 0.667 steps lagay arrival se completion tak (bohat fast, chhoti demands + kaafi capacity)</w:t>
+              <w:t xml:space="preserve">drain_steps_used</w:t>
+            </w:r>
+          </w:p>
+        </w:tc>
+        <w:tc>
+          <w:tcPr>
+            <w:tcW w:type="dxa" w:w="1500"/>
+          </w:tcPr>
+          <w:p>
+            <w:r>
+              <w:rPr>
+                <w:rFonts w:ascii="Consolas" w:hAnsi="Consolas"/>
+                <w:sz w:val="19"/>
+              </w:rPr>
+              <w:t xml:space="preserve">0</w:t>
+            </w:r>
+          </w:p>
+        </w:tc>
+        <w:tc>
+          <w:tcPr>
+            <w:tcW w:type="dxa" w:w="4671"/>
+          </w:tcPr>
+          <w:p>
+            <w:r>
+              <w:rPr>
+                <w:sz w:val="19"/>
+              </w:rPr>
+              <w:t xml:space="preserve">window ke end tak sab kaam khatam ho chuka tha</w:t>
+            </w:r>
+          </w:p>
+        </w:tc>
+      </w:tr>
+    </w:tbl>
+    <w:p>
+      <w:pPr>
+        <w:spacing w:after="80"/>
+      </w:pPr>
+    </w:p>
+    <w:p>
+      <w:pPr>
+        <w:pStyle w:val="Heading3"/>
+      </w:pPr>
+      <w:r>
+        <w:rPr>
+          <w:color w:val="1C2230"/>
+          <w:sz w:val="25"/>
+        </w:rPr>
+        <w:t>Example B — 30 Seeds (0-29) Ka Average, Har Scenario</w:t>
+      </w:r>
+    </w:p>
+    <w:tbl>
+      <w:tblPr>
+        <w:tblStyle w:val="TableGrid"/>
+        <w:tblW w:type="auto" w:w="0"/>
+        <w:tblLook w:firstColumn="1" w:firstRow="1" w:lastColumn="0" w:lastRow="0" w:noHBand="0" w:noVBand="1" w:val="04A0"/>
+      </w:tblPr>
+      <w:tblGrid>
+        <w:gridCol w:w="2900"/>
+        <w:gridCol w:w="1000"/>
+        <w:gridCol w:w="1250"/>
+        <w:gridCol w:w="1250"/>
+        <w:gridCol w:w="1250"/>
+        <w:gridCol w:w="1421"/>
+      </w:tblGrid>
+      <w:tr>
+        <w:tc>
+          <w:tcPr>
+            <w:tcW w:type="dxa" w:w="2900"/>
+            <w:shd w:val="clear" w:color="auto" w:fill="334155"/>
+          </w:tcPr>
+          <w:p>
+            <w:r>
+              <w:rPr>
+                <w:b/>
+                <w:color w:val="FFFFFF"/>
+                <w:sz w:val="19"/>
+              </w:rPr>
+              <w:t xml:space="preserve">Scenario</w:t>
+            </w:r>
+          </w:p>
+        </w:tc>
+        <w:tc>
+          <w:tcPr>
+            <w:tcW w:type="dxa" w:w="1000"/>
+            <w:shd w:val="clear" w:color="auto" w:fill="334155"/>
+          </w:tcPr>
+          <w:p>
+            <w:r>
+              <w:rPr>
+                <w:b/>
+                <w:color w:val="FFFFFF"/>
+                <w:sz w:val="19"/>
+              </w:rPr>
+              <w:t xml:space="preserve">Tasks</w:t>
+            </w:r>
+          </w:p>
+        </w:tc>
+        <w:tc>
+          <w:tcPr>
+            <w:tcW w:type="dxa" w:w="1250"/>
+            <w:shd w:val="clear" w:color="auto" w:fill="334155"/>
+          </w:tcPr>
+          <w:p>
+            <w:r>
+              <w:rPr>
+                <w:b/>
+                <w:color w:val="FFFFFF"/>
+                <w:sz w:val="19"/>
+              </w:rPr>
+              <w:t xml:space="preserve">Throughput</w:t>
+            </w:r>
+          </w:p>
+        </w:tc>
+        <w:tc>
+          <w:tcPr>
+            <w:tcW w:type="dxa" w:w="1250"/>
+            <w:shd w:val="clear" w:color="auto" w:fill="334155"/>
+          </w:tcPr>
+          <w:p>
+            <w:r>
+              <w:rPr>
+                <w:b/>
+                <w:color w:val="FFFFFF"/>
+                <w:sz w:val="19"/>
+              </w:rPr>
+              <w:t xml:space="preserve">Avg latency</w:t>
+            </w:r>
+          </w:p>
+        </w:tc>
+        <w:tc>
+          <w:tcPr>
+            <w:tcW w:type="dxa" w:w="1250"/>
+            <w:shd w:val="clear" w:color="auto" w:fill="334155"/>
+          </w:tcPr>
+          <w:p>
+            <w:r>
+              <w:rPr>
+                <w:b/>
+                <w:color w:val="FFFFFF"/>
+                <w:sz w:val="19"/>
+              </w:rPr>
+              <w:t xml:space="preserve">Violation</w:t>
+            </w:r>
+          </w:p>
+        </w:tc>
+        <w:tc>
+          <w:tcPr>
+            <w:tcW w:type="dxa" w:w="1421"/>
+            <w:shd w:val="clear" w:color="auto" w:fill="334155"/>
+          </w:tcPr>
+          <w:p>
+            <w:r>
+              <w:rPr>
+                <w:b/>
+                <w:color w:val="FFFFFF"/>
+                <w:sz w:val="19"/>
+              </w:rPr>
+              <w:t xml:space="preserve">Critical violation</w:t>
             </w:r>
           </w:p>
         </w:tc>
@@ -2264,7 +2845,608 @@
       <w:tr>
         <w:tc>
           <w:tcPr>
-            <w:tcW w:type="dxa" w:w="3249"/>
+            <w:tcW w:type="dxa" w:w="2900"/>
+          </w:tcPr>
+          <w:p>
+            <w:r>
+              <w:rPr>
+                <w:sz w:val="19"/>
+              </w:rPr>
+              <w:t xml:space="preserve">Default</w:t>
+            </w:r>
+          </w:p>
+        </w:tc>
+        <w:tc>
+          <w:tcPr>
+            <w:tcW w:type="dxa" w:w="1000"/>
+          </w:tcPr>
+          <w:p>
+            <w:r>
+              <w:rPr>
+                <w:sz w:val="19"/>
+              </w:rPr>
+              <w:t xml:space="preserve">26.1</w:t>
+            </w:r>
+          </w:p>
+        </w:tc>
+        <w:tc>
+          <w:tcPr>
+            <w:tcW w:type="dxa" w:w="1250"/>
+          </w:tcPr>
+          <w:p>
+            <w:r>
+              <w:rPr>
+                <w:sz w:val="19"/>
+              </w:rPr>
+              <w:t xml:space="preserve">1.26</w:t>
+            </w:r>
+          </w:p>
+        </w:tc>
+        <w:tc>
+          <w:tcPr>
+            <w:tcW w:type="dxa" w:w="1250"/>
+          </w:tcPr>
+          <w:p>
+            <w:r>
+              <w:rPr>
+                <w:sz w:val="19"/>
+              </w:rPr>
+              <w:t xml:space="preserve">0.60</w:t>
+            </w:r>
+          </w:p>
+        </w:tc>
+        <w:tc>
+          <w:tcPr>
+            <w:tcW w:type="dxa" w:w="1250"/>
+          </w:tcPr>
+          <w:p>
+            <w:r>
+              <w:rPr>
+                <w:sz w:val="19"/>
+              </w:rPr>
+              <w:t xml:space="preserve">0.0%</w:t>
+            </w:r>
+          </w:p>
+        </w:tc>
+        <w:tc>
+          <w:tcPr>
+            <w:tcW w:type="dxa" w:w="1421"/>
+          </w:tcPr>
+          <w:p>
+            <w:r>
+              <w:rPr>
+                <w:sz w:val="19"/>
+              </w:rPr>
+              <w:t xml:space="preserve">0.0%</w:t>
+            </w:r>
+          </w:p>
+        </w:tc>
+      </w:tr>
+      <w:tr>
+        <w:tc>
+          <w:tcPr>
+            <w:tcW w:type="dxa" w:w="2900"/>
+          </w:tcPr>
+          <w:p>
+            <w:r>
+              <w:rPr>
+                <w:sz w:val="19"/>
+              </w:rPr>
+              <w:t xml:space="preserve">Department imbalance (ICU x6)</w:t>
+            </w:r>
+          </w:p>
+        </w:tc>
+        <w:tc>
+          <w:tcPr>
+            <w:tcW w:type="dxa" w:w="1000"/>
+          </w:tcPr>
+          <w:p>
+            <w:r>
+              <w:rPr>
+                <w:sz w:val="19"/>
+              </w:rPr>
+              <w:t xml:space="preserve">65.4</w:t>
+            </w:r>
+          </w:p>
+        </w:tc>
+        <w:tc>
+          <w:tcPr>
+            <w:tcW w:type="dxa" w:w="1250"/>
+          </w:tcPr>
+          <w:p>
+            <w:r>
+              <w:rPr>
+                <w:sz w:val="19"/>
+              </w:rPr>
+              <w:t xml:space="preserve">3.02</w:t>
+            </w:r>
+          </w:p>
+        </w:tc>
+        <w:tc>
+          <w:tcPr>
+            <w:tcW w:type="dxa" w:w="1250"/>
+          </w:tcPr>
+          <w:p>
+            <w:r>
+              <w:rPr>
+                <w:sz w:val="19"/>
+              </w:rPr>
+              <w:t xml:space="preserve">1.06</w:t>
+            </w:r>
+          </w:p>
+        </w:tc>
+        <w:tc>
+          <w:tcPr>
+            <w:tcW w:type="dxa" w:w="1250"/>
+          </w:tcPr>
+          <w:p>
+            <w:r>
+              <w:rPr>
+                <w:sz w:val="19"/>
+              </w:rPr>
+              <w:t xml:space="preserve">1.1%</w:t>
+            </w:r>
+          </w:p>
+        </w:tc>
+        <w:tc>
+          <w:tcPr>
+            <w:tcW w:type="dxa" w:w="1421"/>
+          </w:tcPr>
+          <w:p>
+            <w:r>
+              <w:rPr>
+                <w:sz w:val="19"/>
+              </w:rPr>
+              <w:t xml:space="preserve">3.2%</w:t>
+            </w:r>
+          </w:p>
+        </w:tc>
+      </w:tr>
+      <w:tr>
+        <w:tc>
+          <w:tcPr>
+            <w:tcW w:type="dxa" w:w="2900"/>
+          </w:tcPr>
+          <w:p>
+            <w:r>
+              <w:rPr>
+                <w:sz w:val="19"/>
+              </w:rPr>
+              <w:t xml:space="preserve">Overload (rates x5)</w:t>
+            </w:r>
+          </w:p>
+        </w:tc>
+        <w:tc>
+          <w:tcPr>
+            <w:tcW w:type="dxa" w:w="1000"/>
+          </w:tcPr>
+          <w:p>
+            <w:r>
+              <w:rPr>
+                <w:sz w:val="19"/>
+              </w:rPr>
+              <w:t xml:space="preserve">124.2</w:t>
+            </w:r>
+          </w:p>
+        </w:tc>
+        <w:tc>
+          <w:tcPr>
+            <w:tcW w:type="dxa" w:w="1250"/>
+          </w:tcPr>
+          <w:p>
+            <w:r>
+              <w:rPr>
+                <w:sz w:val="19"/>
+              </w:rPr>
+              <w:t xml:space="preserve">4.86</w:t>
+            </w:r>
+          </w:p>
+        </w:tc>
+        <w:tc>
+          <w:tcPr>
+            <w:tcW w:type="dxa" w:w="1250"/>
+          </w:tcPr>
+          <w:p>
+            <w:r>
+              <w:rPr>
+                <w:sz w:val="19"/>
+              </w:rPr>
+              <w:t xml:space="preserve">3.44</w:t>
+            </w:r>
+          </w:p>
+        </w:tc>
+        <w:tc>
+          <w:tcPr>
+            <w:tcW w:type="dxa" w:w="1250"/>
+          </w:tcPr>
+          <w:p>
+            <w:r>
+              <w:rPr>
+                <w:sz w:val="19"/>
+              </w:rPr>
+              <w:t xml:space="preserve">22.2%</w:t>
+            </w:r>
+          </w:p>
+        </w:tc>
+        <w:tc>
+          <w:tcPr>
+            <w:tcW w:type="dxa" w:w="1421"/>
+          </w:tcPr>
+          <w:p>
+            <w:r>
+              <w:rPr>
+                <w:sz w:val="19"/>
+              </w:rPr>
+              <w:t xml:space="preserve">59.6%</w:t>
+            </w:r>
+          </w:p>
+        </w:tc>
+      </w:tr>
+      <w:tr>
+        <w:tc>
+          <w:tcPr>
+            <w:tcW w:type="dxa" w:w="2900"/>
+          </w:tcPr>
+          <w:p>
+            <w:r>
+              <w:rPr>
+                <w:sz w:val="19"/>
+              </w:rPr>
+              <w:t xml:space="preserve">Slow network (rates x3, delay 6/3)</w:t>
+            </w:r>
+          </w:p>
+        </w:tc>
+        <w:tc>
+          <w:tcPr>
+            <w:tcW w:type="dxa" w:w="1000"/>
+          </w:tcPr>
+          <w:p>
+            <w:r>
+              <w:rPr>
+                <w:sz w:val="19"/>
+              </w:rPr>
+              <w:t xml:space="preserve">74.1</w:t>
+            </w:r>
+          </w:p>
+        </w:tc>
+        <w:tc>
+          <w:tcPr>
+            <w:tcW w:type="dxa" w:w="1250"/>
+          </w:tcPr>
+          <w:p>
+            <w:r>
+              <w:rPr>
+                <w:sz w:val="19"/>
+              </w:rPr>
+              <w:t xml:space="preserve">2.86</w:t>
+            </w:r>
+          </w:p>
+        </w:tc>
+        <w:tc>
+          <w:tcPr>
+            <w:tcW w:type="dxa" w:w="1250"/>
+          </w:tcPr>
+          <w:p>
+            <w:r>
+              <w:rPr>
+                <w:sz w:val="19"/>
+              </w:rPr>
+              <w:t xml:space="preserve">3.71</w:t>
+            </w:r>
+          </w:p>
+        </w:tc>
+        <w:tc>
+          <w:tcPr>
+            <w:tcW w:type="dxa" w:w="1250"/>
+          </w:tcPr>
+          <w:p>
+            <w:r>
+              <w:rPr>
+                <w:sz w:val="19"/>
+              </w:rPr>
+              <w:t xml:space="preserve">20.0%</w:t>
+            </w:r>
+          </w:p>
+        </w:tc>
+        <w:tc>
+          <w:tcPr>
+            <w:tcW w:type="dxa" w:w="1421"/>
+          </w:tcPr>
+          <w:p>
+            <w:r>
+              <w:rPr>
+                <w:sz w:val="19"/>
+              </w:rPr>
+              <w:t xml:space="preserve">83.4%</w:t>
+            </w:r>
+          </w:p>
+        </w:tc>
+      </w:tr>
+      <w:tr>
+        <w:tc>
+          <w:tcPr>
+            <w:tcW w:type="dxa" w:w="2900"/>
+          </w:tcPr>
+          <w:p>
+            <w:r>
+              <w:rPr>
+                <w:sz w:val="19"/>
+              </w:rPr>
+              <w:t xml:space="preserve">Overdue Critical (artificial)</w:t>
+            </w:r>
+          </w:p>
+        </w:tc>
+        <w:tc>
+          <w:tcPr>
+            <w:tcW w:type="dxa" w:w="1000"/>
+          </w:tcPr>
+          <w:p>
+            <w:r>
+              <w:rPr>
+                <w:sz w:val="19"/>
+              </w:rPr>
+              <w:t xml:space="preserve">26.1</w:t>
+            </w:r>
+          </w:p>
+        </w:tc>
+        <w:tc>
+          <w:tcPr>
+            <w:tcW w:type="dxa" w:w="1250"/>
+          </w:tcPr>
+          <w:p>
+            <w:r>
+              <w:rPr>
+                <w:sz w:val="19"/>
+              </w:rPr>
+              <w:t xml:space="preserve">1.15</w:t>
+            </w:r>
+          </w:p>
+        </w:tc>
+        <w:tc>
+          <w:tcPr>
+            <w:tcW w:type="dxa" w:w="1250"/>
+          </w:tcPr>
+          <w:p>
+            <w:r>
+              <w:rPr>
+                <w:sz w:val="19"/>
+              </w:rPr>
+              <w:t xml:space="preserve">1.66</w:t>
+            </w:r>
+          </w:p>
+        </w:tc>
+        <w:tc>
+          <w:tcPr>
+            <w:tcW w:type="dxa" w:w="1250"/>
+          </w:tcPr>
+          <w:p>
+            <w:r>
+              <w:rPr>
+                <w:sz w:val="19"/>
+              </w:rPr>
+              <w:t xml:space="preserve">19.6%</w:t>
+            </w:r>
+          </w:p>
+        </w:tc>
+        <w:tc>
+          <w:tcPr>
+            <w:tcW w:type="dxa" w:w="1421"/>
+          </w:tcPr>
+          <w:p>
+            <w:r>
+              <w:rPr>
+                <w:sz w:val="19"/>
+              </w:rPr>
+              <w:t xml:space="preserve">87.3%</w:t>
+            </w:r>
+          </w:p>
+        </w:tc>
+      </w:tr>
+      <w:tr>
+        <w:tc>
+          <w:tcPr>
+            <w:tcW w:type="dxa" w:w="2900"/>
+          </w:tcPr>
+          <w:p>
+            <w:r>
+              <w:rPr>
+                <w:sz w:val="19"/>
+              </w:rPr>
+              <w:t xml:space="preserve">Empty workload</w:t>
+            </w:r>
+          </w:p>
+        </w:tc>
+        <w:tc>
+          <w:tcPr>
+            <w:tcW w:type="dxa" w:w="1000"/>
+          </w:tcPr>
+          <w:p>
+            <w:r>
+              <w:rPr>
+                <w:sz w:val="19"/>
+              </w:rPr>
+              <w:t xml:space="preserve">0.0</w:t>
+            </w:r>
+          </w:p>
+        </w:tc>
+        <w:tc>
+          <w:tcPr>
+            <w:tcW w:type="dxa" w:w="1250"/>
+          </w:tcPr>
+          <w:p>
+            <w:r>
+              <w:rPr>
+                <w:sz w:val="19"/>
+              </w:rPr>
+              <w:t xml:space="preserve">0.00</w:t>
+            </w:r>
+          </w:p>
+        </w:tc>
+        <w:tc>
+          <w:tcPr>
+            <w:tcW w:type="dxa" w:w="1250"/>
+          </w:tcPr>
+          <w:p>
+            <w:r>
+              <w:rPr>
+                <w:sz w:val="19"/>
+              </w:rPr>
+              <w:t xml:space="preserve">None</w:t>
+            </w:r>
+          </w:p>
+        </w:tc>
+        <w:tc>
+          <w:tcPr>
+            <w:tcW w:type="dxa" w:w="1250"/>
+          </w:tcPr>
+          <w:p>
+            <w:r>
+              <w:rPr>
+                <w:sz w:val="19"/>
+              </w:rPr>
+              <w:t xml:space="preserve">None</w:t>
+            </w:r>
+          </w:p>
+        </w:tc>
+        <w:tc>
+          <w:tcPr>
+            <w:tcW w:type="dxa" w:w="1421"/>
+          </w:tcPr>
+          <w:p>
+            <w:r>
+              <w:rPr>
+                <w:sz w:val="19"/>
+              </w:rPr>
+              <w:t xml:space="preserve">None</w:t>
+            </w:r>
+          </w:p>
+        </w:tc>
+      </w:tr>
+    </w:tbl>
+    <w:p>
+      <w:pPr>
+        <w:spacing w:after="80"/>
+      </w:pPr>
+    </w:p>
+    <w:p>
+      <w:pPr>
+        <w:spacing w:before="120" w:after="200"/>
+        <w:ind w:left="170"/>
+        <w:shd w:val="clear" w:color="auto" w:fill="F2F4F8"/>
+      </w:pPr>
+      <w:r>
+        <w:rPr>
+          <w:i/>
+          <w:sz w:val="21"/>
+        </w:rPr>
+        <w:t xml:space="preserve">Zaroori insight: default workload halka hai, is liye FCFS har deadline meet kar leta hai. Load badhne par (overload, slow network) FCFS ke Critical violations taqreeban 60% se 83% tak chale jate hain, kyunke FCFS priority ko dekhta hi nahi. DQN/MAPPO ko yahi gap band karna hai, is liye unka comparison stress scenarios par bhi zaroor hona chahiye. 'Empty workload' mein rates None hain (0 nahi), kyunke koi task tha hi nahi.</w:t>
+      </w:r>
+    </w:p>
+    <w:p>
+      <w:pPr>
+        <w:pStyle w:val="Heading3"/>
+      </w:pPr>
+      <w:r>
+        <w:rPr>
+          <w:color w:val="1C2230"/>
+          <w:sz w:val="25"/>
+        </w:rPr>
+        <w:t>Example C — Hand-Calculated Test: Overdue Task Ab Chhup Nahi Sakta</w:t>
+      </w:r>
+    </w:p>
+    <w:p>
+      <w:pPr>
+        <w:spacing w:after="160"/>
+      </w:pPr>
+      <w:r>
+        <w:rPr>
+          <w:sz w:val="22"/>
+        </w:rPr>
+        <w:t xml:space="preserve">tests/test_step5_fcfs_baseline.py ka test_missed_deadline_is_counted(): ICU (capacity 4.0) mein ek Critical task, compute_demand 14.0, arrival 0, deadline 0 + 2 = 2. Kaam: 4 + 4 + 4 + 2 -&gt; completion_time = 3.</w:t>
+      </w:r>
+    </w:p>
+    <w:tbl>
+      <w:tblPr>
+        <w:tblStyle w:val="TableGrid"/>
+        <w:tblW w:type="auto" w:w="0"/>
+        <w:tblLook w:firstColumn="1" w:firstRow="1" w:lastColumn="0" w:lastRow="0" w:noHBand="0" w:noVBand="1" w:val="04A0"/>
+      </w:tblPr>
+      <w:tblGrid>
+        <w:gridCol w:w="1000"/>
+        <w:gridCol w:w="3600"/>
+        <w:gridCol w:w="2271"/>
+        <w:gridCol w:w="2200"/>
+      </w:tblGrid>
+      <w:tr>
+        <w:tc>
+          <w:tcPr>
+            <w:tcW w:type="dxa" w:w="1000"/>
+            <w:shd w:val="clear" w:color="auto" w:fill="334155"/>
+          </w:tcPr>
+          <w:p>
+            <w:r>
+              <w:rPr>
+                <w:b/>
+                <w:color w:val="FFFFFF"/>
+                <w:sz w:val="19"/>
+              </w:rPr>
+              <w:t xml:space="preserve">Cutoff</w:t>
+            </w:r>
+          </w:p>
+        </w:tc>
+        <w:tc>
+          <w:tcPr>
+            <w:tcW w:type="dxa" w:w="3600"/>
+            <w:shd w:val="clear" w:color="auto" w:fill="334155"/>
+          </w:tcPr>
+          <w:p>
+            <w:r>
+              <w:rPr>
+                <w:b/>
+                <w:color w:val="FFFFFF"/>
+                <w:sz w:val="19"/>
+              </w:rPr>
+              <w:t xml:space="preserve">Task ki halat</w:t>
+            </w:r>
+          </w:p>
+        </w:tc>
+        <w:tc>
+          <w:tcPr>
+            <w:tcW w:type="dxa" w:w="2271"/>
+            <w:shd w:val="clear" w:color="auto" w:fill="334155"/>
+          </w:tcPr>
+          <w:p>
+            <w:r>
+              <w:rPr>
+                <w:b/>
+                <w:color w:val="FFFFFF"/>
+                <w:sz w:val="19"/>
+              </w:rPr>
+              <w:t xml:space="preserve">Category</w:t>
+            </w:r>
+          </w:p>
+        </w:tc>
+        <w:tc>
+          <w:tcPr>
+            <w:tcW w:type="dxa" w:w="2200"/>
+            <w:shd w:val="clear" w:color="auto" w:fill="334155"/>
+          </w:tcPr>
+          <w:p>
+            <w:r>
+              <w:rPr>
+                <w:b/>
+                <w:color w:val="FFFFFF"/>
+                <w:sz w:val="19"/>
+              </w:rPr>
+              <w:t xml:space="preserve">Critical violation rate</w:t>
+            </w:r>
+          </w:p>
+        </w:tc>
+      </w:tr>
+      <w:tr>
+        <w:tc>
+          <w:tcPr>
+            <w:tcW w:type="dxa" w:w="1000"/>
           </w:tcPr>
           <w:p>
             <w:r>
@@ -2272,13 +3454,26 @@
                 <w:rFonts w:ascii="Consolas" w:hAnsi="Consolas"/>
                 <w:sz w:val="19"/>
               </w:rPr>
-              <w:t>deadline_violation_rate</w:t>
+              <w:t xml:space="preserve">1</w:t>
             </w:r>
           </w:p>
         </w:tc>
         <w:tc>
           <w:tcPr>
-            <w:tcW w:type="dxa" w:w="3249"/>
+            <w:tcW w:type="dxa" w:w="3600"/>
+          </w:tcPr>
+          <w:p>
+            <w:r>
+              <w:rPr>
+                <w:sz w:val="19"/>
+              </w:rPr>
+              <w:t xml:space="preserve">adhoora, deadline (2) abhi nahi guzri</w:t>
+            </w:r>
+          </w:p>
+        </w:tc>
+        <w:tc>
+          <w:tcPr>
+            <w:tcW w:type="dxa" w:w="2271"/>
           </w:tcPr>
           <w:p>
             <w:r>
@@ -2286,13 +3481,28 @@
                 <w:rFonts w:ascii="Consolas" w:hAnsi="Consolas"/>
                 <w:sz w:val="19"/>
               </w:rPr>
-              <w:t>0.0</w:t>
+              <w:t xml:space="preserve">not_yet_due</w:t>
             </w:r>
           </w:p>
         </w:tc>
         <w:tc>
           <w:tcPr>
-            <w:tcW w:type="dxa" w:w="3249"/>
+            <w:tcW w:type="dxa" w:w="2200"/>
+          </w:tcPr>
+          <w:p>
+            <w:r>
+              <w:rPr>
+                <w:sz w:val="19"/>
+              </w:rPr>
+              <w:t xml:space="preserve">None (abhi faisla nahi)</w:t>
+            </w:r>
+          </w:p>
+        </w:tc>
+      </w:tr>
+      <w:tr>
+        <w:tc>
+          <w:tcPr>
+            <w:tcW w:type="dxa" w:w="1000"/>
           </w:tcPr>
           <w:p>
             <w:r>
@@ -2300,7 +3510,47 @@
                 <w:rFonts w:ascii="Consolas" w:hAnsi="Consolas"/>
                 <w:sz w:val="19"/>
               </w:rPr>
-              <w:t>Koi bhi task apni deadline miss nahi hua!</w:t>
+              <w:t xml:space="preserve">2</w:t>
+            </w:r>
+          </w:p>
+        </w:tc>
+        <w:tc>
+          <w:tcPr>
+            <w:tcW w:type="dxa" w:w="3600"/>
+          </w:tcPr>
+          <w:p>
+            <w:r>
+              <w:rPr>
+                <w:sz w:val="19"/>
+              </w:rPr>
+              <w:t xml:space="preserve">adhoora, deadline guzar gayi</w:t>
+            </w:r>
+          </w:p>
+        </w:tc>
+        <w:tc>
+          <w:tcPr>
+            <w:tcW w:type="dxa" w:w="2271"/>
+          </w:tcPr>
+          <w:p>
+            <w:r>
+              <w:rPr>
+                <w:rFonts w:ascii="Consolas" w:hAnsi="Consolas"/>
+                <w:sz w:val="19"/>
+              </w:rPr>
+              <w:t xml:space="preserve">overdue_unfinished</w:t>
+            </w:r>
+          </w:p>
+        </w:tc>
+        <w:tc>
+          <w:tcPr>
+            <w:tcW w:type="dxa" w:w="2200"/>
+          </w:tcPr>
+          <w:p>
+            <w:r>
+              <w:rPr>
+                <w:sz w:val="19"/>
+              </w:rPr>
+              <w:t xml:space="preserve">100%</w:t>
             </w:r>
           </w:p>
         </w:tc>
@@ -2308,7 +3558,7 @@
       <w:tr>
         <w:tc>
           <w:tcPr>
-            <w:tcW w:type="dxa" w:w="3249"/>
+            <w:tcW w:type="dxa" w:w="1000"/>
           </w:tcPr>
           <w:p>
             <w:r>
@@ -2316,13 +3566,26 @@
                 <w:rFonts w:ascii="Consolas" w:hAnsi="Consolas"/>
                 <w:sz w:val="19"/>
               </w:rPr>
-              <w:t>Critical: completed/met</w:t>
+              <w:t xml:space="preserve">3</w:t>
             </w:r>
           </w:p>
         </w:tc>
         <w:tc>
           <w:tcPr>
-            <w:tcW w:type="dxa" w:w="3249"/>
+            <w:tcW w:type="dxa" w:w="3600"/>
+          </w:tcPr>
+          <w:p>
+            <w:r>
+              <w:rPr>
+                <w:sz w:val="19"/>
+              </w:rPr>
+              <w:t xml:space="preserve">complete hua, lekin 3 &gt; 2</w:t>
+            </w:r>
+          </w:p>
+        </w:tc>
+        <w:tc>
+          <w:tcPr>
+            <w:tcW w:type="dxa" w:w="2271"/>
           </w:tcPr>
           <w:p>
             <w:r>
@@ -2330,109 +3593,20 @@
                 <w:rFonts w:ascii="Consolas" w:hAnsi="Consolas"/>
                 <w:sz w:val="19"/>
               </w:rPr>
-              <w:t>8 / 8</w:t>
+              <w:t xml:space="preserve">completed_late</w:t>
             </w:r>
           </w:p>
         </w:tc>
         <w:tc>
           <w:tcPr>
-            <w:tcW w:type="dxa" w:w="3249"/>
+            <w:tcW w:type="dxa" w:w="2200"/>
           </w:tcPr>
           <w:p>
             <w:r>
               <w:rPr>
-                <w:rFonts w:ascii="Consolas" w:hAnsi="Consolas"/>
                 <w:sz w:val="19"/>
               </w:rPr>
-              <w:t>Sab 8 Critical tasks apni tight (offset=2) deadline ke andar poore huay</w:t>
-            </w:r>
-          </w:p>
-        </w:tc>
-      </w:tr>
-      <w:tr>
-        <w:tc>
-          <w:tcPr>
-            <w:tcW w:type="dxa" w:w="3249"/>
-          </w:tcPr>
-          <w:p>
-            <w:r>
-              <w:rPr>
-                <w:rFonts w:ascii="Consolas" w:hAnsi="Consolas"/>
-                <w:sz w:val="19"/>
-              </w:rPr>
-              <w:t>High: completed/met</w:t>
-            </w:r>
-          </w:p>
-        </w:tc>
-        <w:tc>
-          <w:tcPr>
-            <w:tcW w:type="dxa" w:w="3249"/>
-          </w:tcPr>
-          <w:p>
-            <w:r>
-              <w:rPr>
-                <w:rFonts w:ascii="Consolas" w:hAnsi="Consolas"/>
-                <w:sz w:val="19"/>
-              </w:rPr>
-              <w:t>6 / 6</w:t>
-            </w:r>
-          </w:p>
-        </w:tc>
-        <w:tc>
-          <w:tcPr>
-            <w:tcW w:type="dxa" w:w="3249"/>
-          </w:tcPr>
-          <w:p>
-            <w:r>
-              <w:rPr>
-                <w:rFonts w:ascii="Consolas" w:hAnsi="Consolas"/>
-                <w:sz w:val="19"/>
-              </w:rPr>
-              <w:t>Sab 6 High tasks bhi waqt par</w:t>
-            </w:r>
-          </w:p>
-        </w:tc>
-      </w:tr>
-      <w:tr>
-        <w:tc>
-          <w:tcPr>
-            <w:tcW w:type="dxa" w:w="3249"/>
-          </w:tcPr>
-          <w:p>
-            <w:r>
-              <w:rPr>
-                <w:rFonts w:ascii="Consolas" w:hAnsi="Consolas"/>
-                <w:sz w:val="19"/>
-              </w:rPr>
-              <w:t>Routine: completed/met</w:t>
-            </w:r>
-          </w:p>
-        </w:tc>
-        <w:tc>
-          <w:tcPr>
-            <w:tcW w:type="dxa" w:w="3249"/>
-          </w:tcPr>
-          <w:p>
-            <w:r>
-              <w:rPr>
-                <w:rFonts w:ascii="Consolas" w:hAnsi="Consolas"/>
-                <w:sz w:val="19"/>
-              </w:rPr>
-              <w:t>7 / 7</w:t>
-            </w:r>
-          </w:p>
-        </w:tc>
-        <w:tc>
-          <w:tcPr>
-            <w:tcW w:type="dxa" w:w="3249"/>
-          </w:tcPr>
-          <w:p>
-            <w:r>
-              <w:rPr>
-                <w:rFonts w:ascii="Consolas" w:hAnsi="Consolas"/>
-                <w:sz w:val="19"/>
-              </w:rPr>
-              <w:t>Sab 7 Routine tasks bhi waqt par</w:t>
+              <w:t xml:space="preserve">100%</w:t>
             </w:r>
           </w:p>
         </w:tc>
@@ -2449,388 +3623,9 @@
       </w:pPr>
       <w:r>
         <w:rPr>
-          <w:b w:val="0"/>
-          <w:i w:val="0"/>
           <w:sz w:val="22"/>
         </w:rPr>
-        <w:t>Interesting insight: is chhote run mein FCFS ne 0% deadline violation diya — kyunke abhi ke config mein arrival_rate values chhoti hain aur capacity kaafi zyada hai (Emergency=5.0 vs task demand ~1-2.5), is liye queue kabhi zyada nahi bharti. Jab MIMIC-IV ke real, zyada busy numbers aayenge, FCFS ke kamzori (Critical tasks ko koi special treatment na dena) tab zyada nazar aayegi — aur yehi woh gap hai jo DQN/MAPPO (Steps 7, 9) close karne ki koshish karenge.</w:t>
-      </w:r>
-    </w:p>
-    <w:p>
-      <w:pPr>
-        <w:pStyle w:val="Heading3"/>
-      </w:pPr>
-      <w:r>
-        <w:rPr>
-          <w:color w:val="1C2230"/>
-          <w:sz w:val="25"/>
-        </w:rPr>
-        <w:t>Verification — Hand-Calculated Test Scenario (Real Test Se)</w:t>
-      </w:r>
-    </w:p>
-    <w:p>
-      <w:pPr>
-        <w:spacing w:after="160"/>
-      </w:pPr>
-      <w:r>
-        <w:rPr>
-          <w:b w:val="0"/>
-          <w:i w:val="0"/>
-          <w:sz w:val="22"/>
-        </w:rPr>
-        <w:t>tests/test_step5_fcfs_baseline.py ka test_metrics_on_known_scenario() manually ek scenario bana kar metrics function ko test karta hai:</w:t>
-      </w:r>
-    </w:p>
-    <w:tbl>
-      <w:tblPr>
-        <w:tblStyle w:val="TableGrid"/>
-        <w:tblW w:type="auto" w:w="0"/>
-        <w:tblLook w:firstColumn="1" w:firstRow="1" w:lastColumn="0" w:lastRow="0" w:noHBand="0" w:noVBand="1" w:val="04A0"/>
-      </w:tblPr>
-      <w:tblGrid>
-        <w:gridCol w:w="4873"/>
-        <w:gridCol w:w="4873"/>
-      </w:tblGrid>
-      <w:tr>
-        <w:tc>
-          <w:tcPr>
-            <w:tcW w:type="dxa" w:w="4873"/>
-            <w:shd w:val="clear" w:color="auto" w:fill="334155"/>
-          </w:tcPr>
-          <w:p>
-            <w:r>
-              <w:rPr>
-                <w:b/>
-                <w:color w:val="FFFFFF"/>
-                <w:sz w:val="19"/>
-              </w:rPr>
-              <w:t>Setup</w:t>
-            </w:r>
-          </w:p>
-        </w:tc>
-        <w:tc>
-          <w:tcPr>
-            <w:tcW w:type="dxa" w:w="4873"/>
-            <w:shd w:val="clear" w:color="auto" w:fill="334155"/>
-          </w:tcPr>
-          <w:p>
-            <w:r>
-              <w:rPr>
-                <w:b/>
-                <w:color w:val="FFFFFF"/>
-                <w:sz w:val="19"/>
-              </w:rPr>
-              <w:t>Value</w:t>
-            </w:r>
-          </w:p>
-        </w:tc>
-      </w:tr>
-      <w:tr>
-        <w:tc>
-          <w:tcPr>
-            <w:tcW w:type="dxa" w:w="4873"/>
-          </w:tcPr>
-          <w:p>
-            <w:r>
-              <w:rPr>
-                <w:rFonts w:ascii="Consolas" w:hAnsi="Consolas"/>
-                <w:sz w:val="19"/>
-              </w:rPr>
-              <w:t>Emergency capacity</w:t>
-            </w:r>
-          </w:p>
-        </w:tc>
-        <w:tc>
-          <w:tcPr>
-            <w:tcW w:type="dxa" w:w="4873"/>
-          </w:tcPr>
-          <w:p>
-            <w:r>
-              <w:rPr>
-                <w:rFonts w:ascii="Consolas" w:hAnsi="Consolas"/>
-                <w:sz w:val="19"/>
-              </w:rPr>
-              <w:t>5.0</w:t>
-            </w:r>
-          </w:p>
-        </w:tc>
-      </w:tr>
-      <w:tr>
-        <w:tc>
-          <w:tcPr>
-            <w:tcW w:type="dxa" w:w="4873"/>
-          </w:tcPr>
-          <w:p>
-            <w:r>
-              <w:rPr>
-                <w:rFonts w:ascii="Consolas" w:hAnsi="Consolas"/>
-                <w:sz w:val="19"/>
-              </w:rPr>
-              <w:t>t1</w:t>
-            </w:r>
-          </w:p>
-        </w:tc>
-        <w:tc>
-          <w:tcPr>
-            <w:tcW w:type="dxa" w:w="4873"/>
-          </w:tcPr>
-          <w:p>
-            <w:r>
-              <w:rPr>
-                <w:rFonts w:ascii="Consolas" w:hAnsi="Consolas"/>
-                <w:sz w:val="19"/>
-              </w:rPr>
-              <w:t>compute_demand=2.0, priority=Critical (deadline offset=2)</w:t>
-            </w:r>
-          </w:p>
-        </w:tc>
-      </w:tr>
-      <w:tr>
-        <w:tc>
-          <w:tcPr>
-            <w:tcW w:type="dxa" w:w="4873"/>
-          </w:tcPr>
-          <w:p>
-            <w:r>
-              <w:rPr>
-                <w:rFonts w:ascii="Consolas" w:hAnsi="Consolas"/>
-                <w:sz w:val="19"/>
-              </w:rPr>
-              <w:t>t2</w:t>
-            </w:r>
-          </w:p>
-        </w:tc>
-        <w:tc>
-          <w:tcPr>
-            <w:tcW w:type="dxa" w:w="4873"/>
-          </w:tcPr>
-          <w:p>
-            <w:r>
-              <w:rPr>
-                <w:rFonts w:ascii="Consolas" w:hAnsi="Consolas"/>
-                <w:sz w:val="19"/>
-              </w:rPr>
-              <w:t>compute_demand=10.0, priority=Critical</w:t>
-            </w:r>
-          </w:p>
-        </w:tc>
-      </w:tr>
-    </w:tbl>
-    <w:p>
-      <w:pPr>
-        <w:spacing w:after="80"/>
-      </w:pPr>
-    </w:p>
-    <w:tbl>
-      <w:tblPr>
-        <w:tblStyle w:val="TableGrid"/>
-        <w:tblW w:type="auto" w:w="0"/>
-        <w:tblLook w:firstColumn="1" w:firstRow="1" w:lastColumn="0" w:lastRow="0" w:noHBand="0" w:noVBand="1" w:val="04A0"/>
-      </w:tblPr>
-      <w:tblGrid>
-        <w:gridCol w:w="3249"/>
-        <w:gridCol w:w="3249"/>
-        <w:gridCol w:w="3249"/>
-      </w:tblGrid>
-      <w:tr>
-        <w:tc>
-          <w:tcPr>
-            <w:tcW w:type="dxa" w:w="3249"/>
-            <w:shd w:val="clear" w:color="auto" w:fill="334155"/>
-          </w:tcPr>
-          <w:p>
-            <w:r>
-              <w:rPr>
-                <w:b/>
-                <w:color w:val="FFFFFF"/>
-                <w:sz w:val="19"/>
-              </w:rPr>
-              <w:t>step() #</w:t>
-            </w:r>
-          </w:p>
-        </w:tc>
-        <w:tc>
-          <w:tcPr>
-            <w:tcW w:type="dxa" w:w="3249"/>
-            <w:shd w:val="clear" w:color="auto" w:fill="334155"/>
-          </w:tcPr>
-          <w:p>
-            <w:r>
-              <w:rPr>
-                <w:b/>
-                <w:color w:val="FFFFFF"/>
-                <w:sz w:val="19"/>
-              </w:rPr>
-              <w:t>t1 remaining</w:t>
-            </w:r>
-          </w:p>
-        </w:tc>
-        <w:tc>
-          <w:tcPr>
-            <w:tcW w:type="dxa" w:w="3249"/>
-            <w:shd w:val="clear" w:color="auto" w:fill="334155"/>
-          </w:tcPr>
-          <w:p>
-            <w:r>
-              <w:rPr>
-                <w:b/>
-                <w:color w:val="FFFFFF"/>
-                <w:sz w:val="19"/>
-              </w:rPr>
-              <w:t>t2 remaining</w:t>
-            </w:r>
-          </w:p>
-        </w:tc>
-      </w:tr>
-      <w:tr>
-        <w:tc>
-          <w:tcPr>
-            <w:tcW w:type="dxa" w:w="3249"/>
-          </w:tcPr>
-          <w:p>
-            <w:r>
-              <w:rPr>
-                <w:rFonts w:ascii="Consolas" w:hAnsi="Consolas"/>
-                <w:sz w:val="19"/>
-              </w:rPr>
-              <w:t>1 (t=0)</w:t>
-            </w:r>
-          </w:p>
-        </w:tc>
-        <w:tc>
-          <w:tcPr>
-            <w:tcW w:type="dxa" w:w="3249"/>
-          </w:tcPr>
-          <w:p>
-            <w:r>
-              <w:rPr>
-                <w:rFonts w:ascii="Consolas" w:hAnsi="Consolas"/>
-                <w:sz w:val="19"/>
-              </w:rPr>
-              <w:t>0.0 (complete, completion_time=0)</w:t>
-            </w:r>
-          </w:p>
-        </w:tc>
-        <w:tc>
-          <w:tcPr>
-            <w:tcW w:type="dxa" w:w="3249"/>
-          </w:tcPr>
-          <w:p>
-            <w:r>
-              <w:rPr>
-                <w:rFonts w:ascii="Consolas" w:hAnsi="Consolas"/>
-                <w:sz w:val="19"/>
-              </w:rPr>
-              <w:t>10.0 - 3.0 = 7.0 (t1 ne 2.0 li, baqi 3.0 se)</w:t>
-            </w:r>
-          </w:p>
-        </w:tc>
-      </w:tr>
-      <w:tr>
-        <w:tc>
-          <w:tcPr>
-            <w:tcW w:type="dxa" w:w="3249"/>
-          </w:tcPr>
-          <w:p>
-            <w:r>
-              <w:rPr>
-                <w:rFonts w:ascii="Consolas" w:hAnsi="Consolas"/>
-                <w:sz w:val="19"/>
-              </w:rPr>
-              <w:t>2 (t=1)</w:t>
-            </w:r>
-          </w:p>
-        </w:tc>
-        <w:tc>
-          <w:tcPr>
-            <w:tcW w:type="dxa" w:w="3249"/>
-          </w:tcPr>
-          <w:p>
-            <w:r>
-              <w:rPr>
-                <w:rFonts w:ascii="Consolas" w:hAnsi="Consolas"/>
-                <w:sz w:val="19"/>
-              </w:rPr>
-              <w:t>—</w:t>
-            </w:r>
-          </w:p>
-        </w:tc>
-        <w:tc>
-          <w:tcPr>
-            <w:tcW w:type="dxa" w:w="3249"/>
-          </w:tcPr>
-          <w:p>
-            <w:r>
-              <w:rPr>
-                <w:rFonts w:ascii="Consolas" w:hAnsi="Consolas"/>
-                <w:sz w:val="19"/>
-              </w:rPr>
-              <w:t>7.0 - 5.0 = 2.0</w:t>
-            </w:r>
-          </w:p>
-        </w:tc>
-      </w:tr>
-      <w:tr>
-        <w:tc>
-          <w:tcPr>
-            <w:tcW w:type="dxa" w:w="3249"/>
-          </w:tcPr>
-          <w:p>
-            <w:r>
-              <w:rPr>
-                <w:rFonts w:ascii="Consolas" w:hAnsi="Consolas"/>
-                <w:sz w:val="19"/>
-              </w:rPr>
-              <w:t>3 (t=2)</w:t>
-            </w:r>
-          </w:p>
-        </w:tc>
-        <w:tc>
-          <w:tcPr>
-            <w:tcW w:type="dxa" w:w="3249"/>
-          </w:tcPr>
-          <w:p>
-            <w:r>
-              <w:rPr>
-                <w:rFonts w:ascii="Consolas" w:hAnsi="Consolas"/>
-                <w:sz w:val="19"/>
-              </w:rPr>
-              <w:t>—</w:t>
-            </w:r>
-          </w:p>
-        </w:tc>
-        <w:tc>
-          <w:tcPr>
-            <w:tcW w:type="dxa" w:w="3249"/>
-          </w:tcPr>
-          <w:p>
-            <w:r>
-              <w:rPr>
-                <w:rFonts w:ascii="Consolas" w:hAnsi="Consolas"/>
-                <w:sz w:val="19"/>
-              </w:rPr>
-              <w:t>2.0 - 2.0 = 0.0 (complete, completion_time=2)</w:t>
-            </w:r>
-          </w:p>
-        </w:tc>
-      </w:tr>
-    </w:tbl>
-    <w:p>
-      <w:pPr>
-        <w:spacing w:after="80"/>
-      </w:pPr>
-    </w:p>
-    <w:p>
-      <w:pPr>
-        <w:spacing w:after="160"/>
-      </w:pPr>
-      <w:r>
-        <w:rPr>
-          <w:b w:val="0"/>
-          <w:i w:val="0"/>
-          <w:sz w:val="22"/>
-        </w:rPr>
-        <w:t>Result: t1 completion_time=0 (deadline=2, on time), t2 completion_time=2 (deadline=2, EXACTLY on time — boundary case, 'met'). compute_baseline_metrics() se real calculated: throughput=2/3=0.667, avg_latency=(0+2)/2=1.0, critical_deadline_violation_rate=0.0 — assert se match, test PASS.</w:t>
+        <w:t xml:space="preserve">Purana metric sirf completed tasks dekhta tha, is liye cutoff 2 par yeh adhoora task ginti mein hi nahi aata tha — agar baqi Critical tasks waqt par khatam hote to rate 0% aata. Naya metric isay overdue_unfinished gin kar violation batata hai. Yeh numbers asal code chala kar verify kiye gaye.</w:t>
       </w:r>
     </w:p>
     <w:p>
@@ -2839,7 +3634,7 @@
       </w:pPr>
       <w:r>
         <w:rPr>
-          <w:color w:val="DC2626"/>
+          <w:color w:val="7C3AED"/>
           <w:sz w:val="29"/>
         </w:rPr>
         <w:t>Yeh Step Kya Prove Karta Hai</w:t>
@@ -2851,7 +3646,7 @@
         <w:spacing w:after="80"/>
       </w:pPr>
       <w:r>
-        <w:t>compute_baseline_metrics() sahi numbers deta hai — hand-calculated scenarios se match karke verify kiya gaya, sirf 'assume' nahi kiya.</w:t>
+        <w:t xml:space="preserve">Metrics hand-calculated scenarios se match karti hain (latency, queue wait, throughput, deadline categories).</w:t>
       </w:r>
     </w:p>
     <w:p>
@@ -2860,7 +3655,7 @@
         <w:spacing w:after="80"/>
       </w:pPr>
       <w:r>
-        <w:t>Missed deadline sahi detect hoti hai (test_missed_deadline_is_counted).</w:t>
+        <w:t xml:space="preserve">Overdue unfinished Critical task ab violation mein ginta hai — 0% ke peeche nahi chhupta.</w:t>
       </w:r>
     </w:p>
     <w:p>
@@ -2869,7 +3664,7 @@
         <w:spacing w:after="80"/>
       </w:pPr>
       <w:r>
-        <w:t>Incomplete (still_waiting) tasks latency mein shamil NAHI hote — sirf still_waiting count mein.</w:t>
+        <w:t xml:space="preserve">Khaali group ka rate None hai, 0 nahi; aur overall counts = per-priority counts ka jama.</w:t>
       </w:r>
     </w:p>
     <w:p>
@@ -2878,12 +3673,16 @@
         <w:spacing w:after="80"/>
       </w:pPr>
       <w:r>
-        <w:t>Poori pipeline REPRODUCIBLE hai: same seed = same metrics, har baar (test_reproducibility_same_seed_same_metrics) — yeh isliye zaroori hai taake later DQN/MAPPO results ko FAIRLY compare kiya ja sake.</w:t>
+        <w:t xml:space="preserve">Poori pipeline reproducible hai: same seed + same code = byte-for-byte same result files. Har result ke saath uska commit aur config record hai.</w:t>
       </w:r>
     </w:p>
     <w:p>
+      <w:pPr>
+        <w:pStyle w:val="ListBullet"/>
+        <w:spacing w:after="80"/>
+      </w:pPr>
       <w:r>
-        <w:br w:type="page"/>
+        <w:t xml:space="preserve">Ghalat config (NaN, typo key, ghalat type, purani key) simulation banne se pehle hi saaf error deti hai.</w:t>
       </w:r>
     </w:p>
     <w:p>
@@ -2892,7 +3691,7 @@
       </w:pPr>
       <w:r>
         <w:rPr>
-          <w:color w:val="DC2626"/>
+          <w:color w:val="7C3AED"/>
           <w:sz w:val="36"/>
         </w:rPr>
         <w:t>4. Is Step Ko Khud Chala Kar Dekhna</w:t>
@@ -2924,7 +3723,7 @@
           <w:color w:val="E8ECF3"/>
           <w:sz w:val="19"/>
         </w:rPr>
-        <w:t>python3 -m tests.test_step5_fcfs_baseline</w:t>
+        <w:t xml:space="preserve">py -m pytest -q</w:t>
       </w:r>
     </w:p>
     <w:p>
@@ -2938,7 +3737,35 @@
           <w:color w:val="E8ECF3"/>
           <w:sz w:val="19"/>
         </w:rPr>
-        <w:t>py run_baseline_fcfs.py</w:t>
+        <w:t xml:space="preserve">py run_baseline_fcfs.py --seed 42</w:t>
+      </w:r>
+    </w:p>
+    <w:p>
+      <w:pPr>
+        <w:spacing w:before="0" w:after="0" w:line="240" w:lineRule="auto"/>
+        <w:shd w:val="clear" w:color="auto" w:fill="1e2430"/>
+      </w:pPr>
+      <w:r>
+        <w:rPr>
+          <w:rFonts w:ascii="Consolas" w:hAnsi="Consolas"/>
+          <w:color w:val="E8ECF3"/>
+          <w:sz w:val="19"/>
+        </w:rPr>
+        <w:t xml:space="preserve">py run_baseline_fcfs.py --seeds 0-29</w:t>
+      </w:r>
+    </w:p>
+    <w:p>
+      <w:pPr>
+        <w:spacing w:before="0" w:after="0" w:line="240" w:lineRule="auto"/>
+        <w:shd w:val="clear" w:color="auto" w:fill="1e2430"/>
+      </w:pPr>
+      <w:r>
+        <w:rPr>
+          <w:rFonts w:ascii="Consolas" w:hAnsi="Consolas"/>
+          <w:color w:val="E8ECF3"/>
+          <w:sz w:val="19"/>
+        </w:rPr>
+        <w:t xml:space="preserve">py run_baseline_fcfs.py --config configs/scenarios/overload.yaml --seeds 0-29</w:t>
       </w:r>
     </w:p>
     <w:p>
@@ -2952,11 +3779,9 @@
       </w:pPr>
       <w:r>
         <w:rPr>
-          <w:b w:val="0"/>
-          <w:i w:val="0"/>
           <w:sz w:val="22"/>
         </w:rPr>
-        <w:t>Pehla command: 6 [PASS] lines + 'ALL STEP 5 TESTS PASSED.' Doosra command poora baseline chalata hai, terminal par metrics print karta hai, aur results/step5_fcfs_baseline_seed42.json (ya jo bhi seed config mein set ho) mein save kar deta hai.</w:t>
+        <w:t xml:space="preserve">Pehla command: 74 passed (poore project ke tests). Baqi commands report print karte hain aur results/runs/ mein naya run folder save karte hain.</w:t>
       </w:r>
     </w:p>
     <w:p>
@@ -2970,7 +3795,7 @@
           <w:i/>
           <w:sz w:val="21"/>
         </w:rPr>
-        <w:t>Agla step (6+): ab yeh purana 'plain simulator' ek RL-ready environment wrapper (jaisa OpenAI Gym/Gymnasium standard) mein lapeta jayega, taake Step 7 ka DQN agent isay seekh sake. FCFS ke yeh saved numbers (throughput=0.7, deadline_violation=0.0 is chhote run mein) hamesha 'reference point' rahenge jinse DQN/MAPPO ka comparison hoga.</w:t>
+        <w:t xml:space="preserve">Agla step (6): simulator ko Gymnasium environment (reset() / step(action)) mein wrap kiya jayega, taake Step 7 ka DQN agent Local / Edge / Cloud ka faisla seekh sake. Step 6 ka pehla check yeh hoga ke agent agar FCFS wala hi action chune to yahi results exact dobara aayein.</w:t>
       </w:r>
     </w:p>
     <w:sectPr>

--- a/Step_Documentation/Step5_FCFS_Baseline_Metrics.docx
+++ b/Step_Documentation/Step5_FCFS_Baseline_Metrics.docx
@@ -1504,7 +1504,7 @@
           <w:color w:val="7C3AED"/>
           <w:sz w:val="29"/>
         </w:rPr>
-        <w:t>2.2  env/evaluation.py — run_fcfs_evaluation()</w:t>
+        <w:t>2.2  env/evaluation.py — run_fcfs_evaluation() aur drain_and_report()</w:t>
       </w:r>
     </w:p>
     <w:p>
@@ -1519,7 +1519,7 @@
           <w:color w:val="8AB4FF"/>
           <w:sz w:val="19"/>
         </w:rPr>
-        <w:t xml:space="preserve">  env/evaluation.py — run_fcfs_evaluation()</w:t>
+        <w:t xml:space="preserve">  env/evaluation.py — run_fcfs_evaluation() aur drain_and_report()</w:t>
       </w:r>
     </w:p>
     <w:p>
@@ -1631,7 +1631,105 @@
           <w:color w:val="E8ECF3"/>
           <w:sz w:val="19"/>
         </w:rPr>
-        <w:t xml:space="preserve">    backlog_at_window_end = backlog_snapshot(sim)</w:t>
+        <w:t xml:space="preserve">    report = drain_and_report(sim, settings, backlog_snapshot(sim))</w:t>
+      </w:r>
+    </w:p>
+    <w:p>
+      <w:pPr>
+        <w:spacing w:before="0" w:after="0" w:line="240" w:lineRule="auto"/>
+        <w:shd w:val="clear" w:color="auto" w:fill="1e2430"/>
+      </w:pPr>
+      <w:r>
+        <w:rPr>
+          <w:rFonts w:ascii="Consolas" w:hAnsi="Consolas"/>
+          <w:color w:val="E8ECF3"/>
+          <w:sz w:val="19"/>
+        </w:rPr>
+        <w:t xml:space="preserve">    return EvaluationResult(simulator=sim, report=report)</w:t>
+      </w:r>
+    </w:p>
+    <w:p>
+      <w:pPr>
+        <w:spacing w:before="0" w:after="0" w:line="240" w:lineRule="auto"/>
+        <w:shd w:val="clear" w:color="auto" w:fill="1e2430"/>
+      </w:pPr>
+      <w:r>
+        <w:rPr>
+          <w:rFonts w:ascii="Consolas" w:hAnsi="Consolas"/>
+          <w:color w:val="E8ECF3"/>
+          <w:sz w:val="19"/>
+        </w:rPr>
+        <w:t xml:space="preserve">def drain_and_report(sim: HospitalSimulator, settings: Dict, backlog_at_window_end: Dict) -&gt; Dict:</w:t>
+      </w:r>
+    </w:p>
+    <w:p>
+      <w:pPr>
+        <w:spacing w:before="0" w:after="0" w:line="240" w:lineRule="auto"/>
+        <w:shd w:val="clear" w:color="auto" w:fill="1e2430"/>
+      </w:pPr>
+      <w:r>
+        <w:rPr>
+          <w:rFonts w:ascii="Consolas" w:hAnsi="Consolas"/>
+          <w:color w:val="E8ECF3"/>
+          <w:sz w:val="19"/>
+        </w:rPr>
+        <w:t xml:space="preserve">    if sim.current_time != settings["window_steps"]:</w:t>
+      </w:r>
+    </w:p>
+    <w:p>
+      <w:pPr>
+        <w:spacing w:before="0" w:after="0" w:line="240" w:lineRule="auto"/>
+        <w:shd w:val="clear" w:color="auto" w:fill="1e2430"/>
+      </w:pPr>
+      <w:r>
+        <w:rPr>
+          <w:rFonts w:ascii="Consolas" w:hAnsi="Consolas"/>
+          <w:color w:val="E8ECF3"/>
+          <w:sz w:val="19"/>
+        </w:rPr>
+        <w:t xml:space="preserve">        raise ValueError(</w:t>
+      </w:r>
+    </w:p>
+    <w:p>
+      <w:pPr>
+        <w:spacing w:before="0" w:after="0" w:line="240" w:lineRule="auto"/>
+        <w:shd w:val="clear" w:color="auto" w:fill="1e2430"/>
+      </w:pPr>
+      <w:r>
+        <w:rPr>
+          <w:rFonts w:ascii="Consolas" w:hAnsi="Consolas"/>
+          <w:color w:val="E8ECF3"/>
+          <w:sz w:val="19"/>
+        </w:rPr>
+        <w:t xml:space="preserve">            f"drain_and_report: the window must have just ended (current_time "</w:t>
+      </w:r>
+    </w:p>
+    <w:p>
+      <w:pPr>
+        <w:spacing w:before="0" w:after="0" w:line="240" w:lineRule="auto"/>
+        <w:shd w:val="clear" w:color="auto" w:fill="1e2430"/>
+      </w:pPr>
+      <w:r>
+        <w:rPr>
+          <w:rFonts w:ascii="Consolas" w:hAnsi="Consolas"/>
+          <w:color w:val="E8ECF3"/>
+          <w:sz w:val="19"/>
+        </w:rPr>
+        <w:t xml:space="preserve">            f"{sim.current_time} != window_steps {settings['window_steps']})"</w:t>
+      </w:r>
+    </w:p>
+    <w:p>
+      <w:pPr>
+        <w:spacing w:before="0" w:after="0" w:line="240" w:lineRule="auto"/>
+        <w:shd w:val="clear" w:color="auto" w:fill="1e2430"/>
+      </w:pPr>
+      <w:r>
+        <w:rPr>
+          <w:rFonts w:ascii="Consolas" w:hAnsi="Consolas"/>
+          <w:color w:val="E8ECF3"/>
+          <w:sz w:val="19"/>
+        </w:rPr>
+        <w:t xml:space="preserve">        )</w:t>
       </w:r>
     </w:p>
     <w:p>
@@ -1701,7 +1799,7 @@
           <w:color w:val="E8ECF3"/>
           <w:sz w:val="19"/>
         </w:rPr>
-        <w:t xml:space="preserve">    report = summarize_protocol(</w:t>
+        <w:t xml:space="preserve">    return summarize_protocol(</w:t>
       </w:r>
     </w:p>
     <w:p>
@@ -1814,20 +1912,6 @@
           <w:sz w:val="19"/>
         </w:rPr>
         <w:t xml:space="preserve">    )</w:t>
-      </w:r>
-    </w:p>
-    <w:p>
-      <w:pPr>
-        <w:spacing w:before="0" w:after="0" w:line="240" w:lineRule="auto"/>
-        <w:shd w:val="clear" w:color="auto" w:fill="1e2430"/>
-      </w:pPr>
-      <w:r>
-        <w:rPr>
-          <w:rFonts w:ascii="Consolas" w:hAnsi="Consolas"/>
-          <w:color w:val="E8ECF3"/>
-          <w:sz w:val="19"/>
-        </w:rPr>
-        <w:t xml:space="preserve">    return EvaluationResult(simulator=sim, report=report)</w:t>
       </w:r>
     </w:p>
     <w:p>
@@ -1995,7 +2079,7 @@
                 <w:color w:val="E8ECF3"/>
                 <w:sz w:val="18"/>
               </w:rPr>
-              <w:t xml:space="preserve">backlog_at_window_end = backlog_snapshot(sim)</w:t>
+              <w:t xml:space="preserve">report = drain_and_report(sim, settings, backlog_snapshot(sim))</w:t>
             </w:r>
           </w:p>
         </w:tc>
@@ -2008,7 +2092,38 @@
               <w:rPr>
                 <w:sz w:val="20"/>
               </w:rPr>
-              <w:t xml:space="preserve">Window khatam hone par kitna kaam baqi tha — report mein record hota hai.</w:t>
+              <w:t xml:space="preserve">Window khatam: us waqt ka baqi kaam (backlog_snapshot) record hota hai, phir drain + report. drain_and_report() alag function hai taake Step 6 ka Gym environment BILKUL isi code se report banaye.</w:t>
+            </w:r>
+          </w:p>
+        </w:tc>
+      </w:tr>
+      <w:tr>
+        <w:tc>
+          <w:tcPr>
+            <w:tcW w:type="dxa" w:w="3742"/>
+            <w:shd w:val="clear" w:color="auto" w:fill="151a24"/>
+          </w:tcPr>
+          <w:p>
+            <w:r>
+              <w:rPr>
+                <w:rFonts w:ascii="Consolas" w:hAnsi="Consolas"/>
+                <w:color w:val="E8ECF3"/>
+                <w:sz w:val="18"/>
+              </w:rPr>
+              <w:t xml:space="preserve">if sim.current_time != settings['window_steps']: raise ValueError(...)</w:t>
+            </w:r>
+          </w:p>
+        </w:tc>
+        <w:tc>
+          <w:tcPr>
+            <w:tcW w:type="dxa" w:w="5329"/>
+          </w:tcPr>
+          <w:p>
+            <w:r>
+              <w:rPr>
+                <w:sz w:val="20"/>
+              </w:rPr>
+              <w:t xml:space="preserve">Safety check: drain sirf tab jab window abhi abhi khatam hui ho.</w:t>
             </w:r>
           </w:p>
         </w:tc>
@@ -3781,7 +3896,7 @@
         <w:rPr>
           <w:sz w:val="22"/>
         </w:rPr>
-        <w:t xml:space="preserve">Pehla command: 74 passed (poore project ke tests). Baqi commands report print karte hain aur results/runs/ mein naya run folder save karte hain.</w:t>
+        <w:t xml:space="preserve">Pehla command: poore project ke saare tests pass hone chahiyein (Step 5 tak 74; Step 6 ke tests ke saath 83). Baqi commands report print karte hain aur results/runs/ mein naya run folder save karte hain.</w:t>
       </w:r>
     </w:p>
     <w:p>
